--- a/ADG/09장/9장_실습문제_정답.docx
+++ b/ADG/09장/9장_실습문제_정답.docx
@@ -72,7 +72,7 @@
           <w:b/>
           <w:sz w:val="21"/>
         </w:rPr>
-        <w:t>[하-03] 정답: ① CDB_FEATURE_USAGE_STATISTICS</w:t>
+        <w:t>[하-03] 정답: ② CDB_FEATURE_USAGE_STATISTICS</w:t>
       </w:r>
     </w:p>
     <w:p>
@@ -91,7 +91,7 @@
           <w:b/>
           <w:sz w:val="21"/>
         </w:rPr>
-        <w:t>[하-04] 정답: ① 3</w:t>
+        <w:t>[하-04] 정답: ④ 3</w:t>
       </w:r>
     </w:p>
     <w:p>
@@ -110,7 +110,7 @@
           <w:b/>
           <w:sz w:val="21"/>
         </w:rPr>
-        <w:t>[하-05] 정답: ① 필요 없다</w:t>
+        <w:t>[하-05] 정답: ③ 필요 없다</w:t>
       </w:r>
     </w:p>
     <w:p>
@@ -129,7 +129,7 @@
           <w:b/>
           <w:sz w:val="21"/>
         </w:rPr>
-        <w:t>[하-06] 정답: ① 보이지 않는다</w:t>
+        <w:t>[하-06] 정답: ② 보이지 않는다</w:t>
       </w:r>
     </w:p>
     <w:p>
@@ -148,7 +148,7 @@
           <w:b/>
           <w:sz w:val="21"/>
         </w:rPr>
-        <w:t>[하-07] 정답: ① 암묵적으로 커밋한다</w:t>
+        <w:t>[하-07] 정답: ② 암묵적으로 커밋한다</w:t>
       </w:r>
     </w:p>
     <w:p>
@@ -167,7 +167,7 @@
           <w:b/>
           <w:sz w:val="21"/>
         </w:rPr>
-        <w:t>[하-08] 정답: ① ORA-16000</w:t>
+        <w:t>[하-08] 정답: ④ ORA-16000</w:t>
       </w:r>
     </w:p>
     <w:p>
@@ -186,7 +186,7 @@
           <w:b/>
           <w:sz w:val="21"/>
         </w:rPr>
-        <w:t>[하-09] 정답: ① 된다. 임시 테이블스페이스를 쓴다</w:t>
+        <w:t>[하-09] 정답: ④ 된다. 임시 테이블스페이스를 쓴다</w:t>
       </w:r>
     </w:p>
     <w:p>
@@ -205,7 +205,7 @@
           <w:b/>
           <w:sz w:val="21"/>
         </w:rPr>
-        <w:t>[하-10] 정답: ① 된다</w:t>
+        <w:t>[하-10] 정답: ④ 된다</w:t>
       </w:r>
     </w:p>
     <w:p>
@@ -224,7 +224,7 @@
           <w:b/>
           <w:sz w:val="21"/>
         </w:rPr>
-        <w:t>[하-11] 정답: ① 21</w:t>
+        <w:t>[하-11] 정답: ② 21</w:t>
       </w:r>
     </w:p>
     <w:p>
@@ -243,7 +243,7 @@
           <w:b/>
           <w:sz w:val="21"/>
         </w:rPr>
-        <w:t>[하-12] 정답: ① ALTER SESSION ENABLE ADG_REDIRECT_DML</w:t>
+        <w:t>[하-12] 정답: ④ ALTER SESSION ENABLE ADG_REDIRECT_DML</w:t>
       </w:r>
     </w:p>
     <w:p>
@@ -281,7 +281,7 @@
           <w:b/>
           <w:sz w:val="21"/>
         </w:rPr>
-        <w:t>[하-14] 정답: ① ORA-16397</w:t>
+        <w:t>[하-14] 정답: ③ ORA-16397</w:t>
       </w:r>
     </w:p>
     <w:p>
@@ -300,7 +300,7 @@
           <w:b/>
           <w:sz w:val="21"/>
         </w:rPr>
-        <w:t>[하-15] 정답: ① ORA-16000</w:t>
+        <w:t>[하-15] 정답: ② ORA-16000</w:t>
       </w:r>
     </w:p>
     <w:p>
@@ -319,7 +319,7 @@
           <w:b/>
           <w:sz w:val="21"/>
         </w:rPr>
-        <w:t>[하-16] 정답: ① STANDBY_MAX_DATA_DELAY</w:t>
+        <w:t>[하-16] 정답: ② STANDBY_MAX_DATA_DELAY</w:t>
       </w:r>
     </w:p>
     <w:p>
@@ -338,7 +338,7 @@
           <w:b/>
           <w:sz w:val="21"/>
         </w:rPr>
-        <w:t>[하-17] 정답: ① ORA-03172</w:t>
+        <w:t>[하-17] 정답: ③ ORA-03172</w:t>
       </w:r>
     </w:p>
     <w:p>
@@ -376,7 +376,7 @@
           <w:b/>
           <w:sz w:val="21"/>
         </w:rPr>
-        <w:t>[하-19] 정답: ① V$STANDBY_EVENT_HISTOGRAM</w:t>
+        <w:t>[하-19] 정답: ④ V$STANDBY_EVENT_HISTOGRAM</w:t>
       </w:r>
     </w:p>
     <w:p>
@@ -395,7 +395,7 @@
           <w:b/>
           <w:sz w:val="21"/>
         </w:rPr>
-        <w:t>[하-20] 정답: ① ORA-13516</w:t>
+        <w:t>[하-20] 정답: ② ORA-13516</w:t>
       </w:r>
     </w:p>
     <w:p>
@@ -422,7 +422,7 @@
           <w:b/>
           <w:sz w:val="21"/>
         </w:rPr>
-        <w:t>[중-01] 정답: ① 통계 수집이 주기적이고 Standby에서는 갱신이 제한적이기 때문</w:t>
+        <w:t>[중-01] 정답: ③ 통계 수집이 주기적이고 Standby에서는 갱신이 제한적이기 때문</w:t>
       </w:r>
     </w:p>
     <w:p>
@@ -460,7 +460,7 @@
           <w:b/>
           <w:sz w:val="21"/>
         </w:rPr>
-        <w:t>[중-03] 정답: ① database_role</w:t>
+        <w:t>[중-03] 정답: ④ database_role</w:t>
       </w:r>
     </w:p>
     <w:p>
@@ -498,7 +498,7 @@
           <w:b/>
           <w:sz w:val="21"/>
         </w:rPr>
-        <w:t>[중-05] 정답: ① 리두와 함께 UNDO도 적용되어 읽기 일관성이 유지되기 때문</w:t>
+        <w:t>[중-05] 정답: ④ 리두와 함께 UNDO도 적용되어 읽기 일관성이 유지되기 때문</w:t>
       </w:r>
     </w:p>
     <w:p>
@@ -536,7 +536,7 @@
           <w:b/>
           <w:sz w:val="21"/>
         </w:rPr>
-        <w:t>[중-07] 정답: ① PLAN_TABLE이 전역 임시 테이블이기 때문</w:t>
+        <w:t>[중-07] 정답: ② PLAN_TABLE이 전역 임시 테이블이기 때문</w:t>
       </w:r>
     </w:p>
     <w:p>
@@ -574,7 +574,7 @@
           <w:b/>
           <w:sz w:val="21"/>
         </w:rPr>
-        <w:t>[중-09] 정답: ① Primary와 겹치지 않도록 별도 범위를 할당받기 때문</w:t>
+        <w:t>[중-09] 정답: ③ Primary와 겹치지 않도록 별도 범위를 할당받기 때문</w:t>
       </w:r>
     </w:p>
     <w:p>
@@ -593,7 +593,7 @@
           <w:b/>
           <w:sz w:val="21"/>
         </w:rPr>
-        <w:t>[중-10] 정답: ① 순번의 연속성이 필요하면 Standby에서 시퀀스를 쓰지 않는다</w:t>
+        <w:t>[중-10] 정답: ③ 순번의 연속성이 필요하면 Standby에서 시퀀스를 쓰지 않는다</w:t>
       </w:r>
     </w:p>
     <w:p>
@@ -631,7 +631,7 @@
           <w:b/>
           <w:sz w:val="21"/>
         </w:rPr>
-        <w:t>[중-12] 정답: ① 조회 위주 세션에서 발생하는 간헐적이고 작은 갱신</w:t>
+        <w:t>[중-12] 정답: ③ 조회 위주 세션에서 발생하는 간헐적이고 작은 갱신</w:t>
       </w:r>
     </w:p>
     <w:p>
@@ -650,7 +650,7 @@
           <w:b/>
           <w:sz w:val="21"/>
         </w:rPr>
-        <w:t>[중-13] 정답: ① Primary</w:t>
+        <w:t>[중-13] 정답: ③ Primary</w:t>
       </w:r>
     </w:p>
     <w:p>
@@ -669,7 +669,7 @@
           <w:b/>
           <w:sz w:val="21"/>
         </w:rPr>
-        <w:t>[중-14] 정답: ① 전자는 시도하지 않았고 후자는 시도했다가 실패했다</w:t>
+        <w:t>[중-14] 정답: ④ 전자는 시도하지 않았고 후자는 시도했다가 실패했다</w:t>
       </w:r>
     </w:p>
     <w:p>
@@ -707,7 +707,7 @@
           <w:b/>
           <w:sz w:val="21"/>
         </w:rPr>
-        <w:t>[중-16] 정답: ① 사실상 항상 ORA-03172가 난다</w:t>
+        <w:t>[중-16] 정답: ④ 사실상 항상 ORA-03172가 난다</w:t>
       </w:r>
     </w:p>
     <w:p>
@@ -745,7 +745,7 @@
           <w:b/>
           <w:sz w:val="21"/>
         </w:rPr>
-        <w:t>[중-18] 정답: ① 동기 전송(SYNC) 구성</w:t>
+        <w:t>[중-18] 정답: ③ 동기 전송(SYNC) 구성</w:t>
       </w:r>
     </w:p>
     <w:p>
@@ -764,7 +764,7 @@
           <w:b/>
           <w:sz w:val="21"/>
         </w:rPr>
-        <w:t>[중-19] 정답: ① apply lag 하나뿐이다</w:t>
+        <w:t>[중-19] 정답: ② apply lag 하나뿐이다</w:t>
       </w:r>
     </w:p>
     <w:p>
@@ -783,7 +783,7 @@
           <w:b/>
           <w:sz w:val="21"/>
         </w:rPr>
-        <w:t>[중-20] 정답: ① `2 minutes` 구간에 59회</w:t>
+        <w:t>[중-20] 정답: ③ `2 minutes` 구간에 59회</w:t>
       </w:r>
     </w:p>
     <w:p>
@@ -810,7 +810,7 @@
           <w:b/>
           <w:sz w:val="21"/>
         </w:rPr>
-        <w:t>[상-01] 정답: ① SQL*Plus가 EXIT 시 암묵적으로 커밋했기 때문</w:t>
+        <w:t>[상-01] 정답: ④ SQL*Plus가 EXIT 시 암묵적으로 커밋했기 때문</w:t>
       </w:r>
     </w:p>
     <w:p>
@@ -829,7 +829,7 @@
           <w:b/>
           <w:sz w:val="21"/>
         </w:rPr>
-        <w:t>[상-02] 정답: ① 영구 데이터 파일이나 딕셔너리를 바꾸는가</w:t>
+        <w:t>[상-02] 정답: ② 영구 데이터 파일이나 딕셔너리를 바꾸는가</w:t>
       </w:r>
     </w:p>
     <w:p>
@@ -867,7 +867,7 @@
           <w:b/>
           <w:sz w:val="21"/>
         </w:rPr>
-        <w:t>[상-04] 정답: ① 패키지가 ORA-16000까지 가기 전에 상태를 먼저 점검한다</w:t>
+        <w:t>[상-04] 정답: ② 패키지가 ORA-16000까지 가기 전에 상태를 먼저 점검한다</w:t>
       </w:r>
     </w:p>
     <w:p>
@@ -886,7 +886,7 @@
           <w:b/>
           <w:sz w:val="21"/>
         </w:rPr>
-        <w:t>[상-05] 정답: ① 두 값을 정확히 같은 순간에 얻을 수 없기 때문</w:t>
+        <w:t>[상-05] 정답: ③ 두 값을 정확히 같은 순간에 얻을 수 없기 때문</w:t>
       </w:r>
     </w:p>
     <w:p>
@@ -905,7 +905,7 @@
           <w:b/>
           <w:sz w:val="21"/>
         </w:rPr>
-        <w:t>[상-06] 정답: ① Standby가 Primary로 새 연결을 만들 때 SYSDBA 접속이 재인증되지 않기 때문</w:t>
+        <w:t>[상-06] 정답: ② Standby가 Primary로 새 연결을 만들 때 SYSDBA 접속이 재인증되지 않기 때문</w:t>
       </w:r>
     </w:p>
     <w:p>
@@ -924,7 +924,7 @@
           <w:b/>
           <w:sz w:val="21"/>
         </w:rPr>
-        <w:t>[상-07] 정답: ① DML 리다이렉션과 STANDBY_MAX_DATA_DELAY</w:t>
+        <w:t>[상-07] 정답: ④ DML 리다이렉션과 STANDBY_MAX_DATA_DELAY</w:t>
       </w:r>
     </w:p>
     <w:p>
@@ -943,7 +943,7 @@
           <w:b/>
           <w:sz w:val="21"/>
         </w:rPr>
-        <w:t>[상-08] 정답: ① `SYNC WITH PRIMARY`와 `MAX_DATA_DELAY=0`의 사용 가능 여부</w:t>
+        <w:t>[상-08] 정답: ② `SYNC WITH PRIMARY`와 `MAX_DATA_DELAY=0`의 사용 가능 여부</w:t>
       </w:r>
     </w:p>
     <w:p>
@@ -981,7 +981,7 @@
           <w:b/>
           <w:sz w:val="21"/>
         </w:rPr>
-        <w:t>[상-10] 정답: ① `V$ARCHIVE_DEST_STATUS`의 `DATABASE_MODE`와 `RECOVERY_MODE`</w:t>
+        <w:t>[상-10] 정답: ③ `V$ARCHIVE_DEST_STATUS`의 `DATABASE_MODE`와 `RECOVERY_MODE`</w:t>
       </w:r>
     </w:p>
     <w:p>
@@ -990,7 +990,7 @@
           <w:rFonts w:ascii="맑은 고딕" w:hAnsi="맑은 고딕" w:eastAsia="맑은 고딕"/>
           <w:sz w:val="21"/>
         </w:rPr>
-        <w:t>해설: 실측에서 `DATABASE_MODE`가 `OPEN_READ-ONLY`에서 **`MOUNTED-STANDBY`**로 바뀌고 `RECOVERY_MODE`에서 **`WITH QUERY`가 사라졌다.** ②는 Primary에서 **0행**이라 쓸 수 없고, ③④는 Standby에 접속해야 볼 수 있는 값이라 "Primary에서"라는 조건에 맞지 않는다.</w:t>
+        <w:t>해설: 실측에서 `DATABASE_MODE`가 `OPEN_READ-ONLY`에서 **`MOUNTED-STANDBY`**로 바뀌고 `RECOVERY_MODE`에서 **`WITH QUERY`가 사라졌다.** ①은 Primary에서 **0행**이라 쓸 수 없고, ②·④는 Standby에 접속해야 볼 수 있는 값이라 "Primary에서"라는 조건에 맞지 않는다.</w:t>
       </w:r>
     </w:p>
     <w:sectPr>

--- a/ADG/09장/9장_실습문제_정답.docx
+++ b/ADG/09장/9장_실습문제_정답.docx
@@ -43,7 +43,35 @@
           <w:rFonts w:ascii="맑은 고딕" w:hAnsi="맑은 고딕" w:eastAsia="맑은 고딕"/>
           <w:sz w:val="21"/>
         </w:rPr>
-        <w:t>해설: `READ ONLY`는 조회 가능, `WITH APPLY`는 동시에 리두를 적용 중이라는 뜻이다. 이 꼬리표는 MRP0의 존재를 그대로 반영한다(7장).</w:t>
+        <w:t xml:space="preserve">해설: </w:t>
+      </w:r>
+      <w:r>
+        <w:rPr>
+          <w:rFonts w:ascii="Consolas" w:hAnsi="Consolas" w:eastAsia="맑은 고딕"/>
+          <w:sz w:val="21"/>
+        </w:rPr>
+        <w:t xml:space="preserve">READ ONLY</w:t>
+      </w:r>
+      <w:r>
+        <w:rPr>
+          <w:rFonts w:ascii="맑은 고딕" w:hAnsi="맑은 고딕" w:eastAsia="맑은 고딕"/>
+          <w:sz w:val="21"/>
+        </w:rPr>
+        <w:t xml:space="preserve">는 조회 가능, </w:t>
+      </w:r>
+      <w:r>
+        <w:rPr>
+          <w:rFonts w:ascii="Consolas" w:hAnsi="Consolas" w:eastAsia="맑은 고딕"/>
+          <w:sz w:val="21"/>
+        </w:rPr>
+        <w:t xml:space="preserve">WITH APPLY</w:t>
+      </w:r>
+      <w:r>
+        <w:rPr>
+          <w:rFonts w:ascii="맑은 고딕" w:hAnsi="맑은 고딕" w:eastAsia="맑은 고딕"/>
+          <w:sz w:val="21"/>
+        </w:rPr>
+        <w:t xml:space="preserve">는 동시에 리두를 적용 중이라는 뜻이다. 이 꼬리표는 MRP0의 존재를 그대로 반영한다(7장).</w:t>
       </w:r>
     </w:p>
     <w:p>
@@ -62,7 +90,63 @@
           <w:rFonts w:ascii="맑은 고딕" w:hAnsi="맑은 고딕" w:eastAsia="맑은 고딕"/>
           <w:sz w:val="21"/>
         </w:rPr>
-        <w:t>해설: 목적지 `STATUS`가 `VALID`일 때만 의미가 있다. `BAD PARAM`이면 실제로 적용 중이어도 `IDLE`로 나온다(7장).</w:t>
+        <w:t xml:space="preserve">해설: 목적지 </w:t>
+      </w:r>
+      <w:r>
+        <w:rPr>
+          <w:rFonts w:ascii="Consolas" w:hAnsi="Consolas" w:eastAsia="맑은 고딕"/>
+          <w:sz w:val="21"/>
+        </w:rPr>
+        <w:t xml:space="preserve">STATUS</w:t>
+      </w:r>
+      <w:r>
+        <w:rPr>
+          <w:rFonts w:ascii="맑은 고딕" w:hAnsi="맑은 고딕" w:eastAsia="맑은 고딕"/>
+          <w:sz w:val="21"/>
+        </w:rPr>
+        <w:t xml:space="preserve">가 </w:t>
+      </w:r>
+      <w:r>
+        <w:rPr>
+          <w:rFonts w:ascii="Consolas" w:hAnsi="Consolas" w:eastAsia="맑은 고딕"/>
+          <w:sz w:val="21"/>
+        </w:rPr>
+        <w:t xml:space="preserve">VALID</w:t>
+      </w:r>
+      <w:r>
+        <w:rPr>
+          <w:rFonts w:ascii="맑은 고딕" w:hAnsi="맑은 고딕" w:eastAsia="맑은 고딕"/>
+          <w:sz w:val="21"/>
+        </w:rPr>
+        <w:t xml:space="preserve">일 때만 의미가 있다. </w:t>
+      </w:r>
+      <w:r>
+        <w:rPr>
+          <w:rFonts w:ascii="Consolas" w:hAnsi="Consolas" w:eastAsia="맑은 고딕"/>
+          <w:sz w:val="21"/>
+        </w:rPr>
+        <w:t xml:space="preserve">BAD PARAM</w:t>
+      </w:r>
+      <w:r>
+        <w:rPr>
+          <w:rFonts w:ascii="맑은 고딕" w:hAnsi="맑은 고딕" w:eastAsia="맑은 고딕"/>
+          <w:sz w:val="21"/>
+        </w:rPr>
+        <w:t xml:space="preserve">이면 실제로 적용 중이어도 </w:t>
+      </w:r>
+      <w:r>
+        <w:rPr>
+          <w:rFonts w:ascii="Consolas" w:hAnsi="Consolas" w:eastAsia="맑은 고딕"/>
+          <w:sz w:val="21"/>
+        </w:rPr>
+        <w:t xml:space="preserve">IDLE</w:t>
+      </w:r>
+      <w:r>
+        <w:rPr>
+          <w:rFonts w:ascii="맑은 고딕" w:hAnsi="맑은 고딕" w:eastAsia="맑은 고딕"/>
+          <w:sz w:val="21"/>
+        </w:rPr>
+        <w:t xml:space="preserve">로 나온다(7장).</w:t>
       </w:r>
     </w:p>
     <w:p>
@@ -81,7 +165,35 @@
           <w:rFonts w:ascii="맑은 고딕" w:hAnsi="맑은 고딕" w:eastAsia="맑은 고딕"/>
           <w:sz w:val="21"/>
         </w:rPr>
-        <w:t>해설: `DBA_` 뷰는 현재 컨테이너만 보여 주므로 CDB$ROOT에서 조회하면 아무것도 나오지 않는다. 실측에서 `no rows selected`였다.</w:t>
+        <w:t xml:space="preserve">해설: </w:t>
+      </w:r>
+      <w:r>
+        <w:rPr>
+          <w:rFonts w:ascii="Consolas" w:hAnsi="Consolas" w:eastAsia="맑은 고딕"/>
+          <w:sz w:val="21"/>
+        </w:rPr>
+        <w:t xml:space="preserve">DBA_</w:t>
+      </w:r>
+      <w:r>
+        <w:rPr>
+          <w:rFonts w:ascii="맑은 고딕" w:hAnsi="맑은 고딕" w:eastAsia="맑은 고딕"/>
+          <w:sz w:val="21"/>
+        </w:rPr>
+        <w:t xml:space="preserve"> 뷰는 현재 컨테이너만 보여 주므로 CDB$ROOT에서 조회하면 아무것도 나오지 않는다. 실측에서 </w:t>
+      </w:r>
+      <w:r>
+        <w:rPr>
+          <w:rFonts w:ascii="Consolas" w:hAnsi="Consolas" w:eastAsia="맑은 고딕"/>
+          <w:sz w:val="21"/>
+        </w:rPr>
+        <w:t xml:space="preserve">no rows selected</w:t>
+      </w:r>
+      <w:r>
+        <w:rPr>
+          <w:rFonts w:ascii="맑은 고딕" w:hAnsi="맑은 고딕" w:eastAsia="맑은 고딕"/>
+          <w:sz w:val="21"/>
+        </w:rPr>
+        <w:t xml:space="preserve">였다.</w:t>
       </w:r>
     </w:p>
     <w:p>
@@ -119,7 +231,21 @@
           <w:rFonts w:ascii="맑은 고딕" w:hAnsi="맑은 고딕" w:eastAsia="맑은 고딕"/>
           <w:sz w:val="21"/>
         </w:rPr>
-        <w:t>해설: 리두는 적용되지만 조회할 수 없기 때문이다. `READ ONLY`로 여는 순간, 그리고 그 상태에서 적용을 계속하는 순간 ADG의 영역이 된다.</w:t>
+        <w:t xml:space="preserve">해설: 리두는 적용되지만 조회할 수 없기 때문이다. </w:t>
+      </w:r>
+      <w:r>
+        <w:rPr>
+          <w:rFonts w:ascii="Consolas" w:hAnsi="Consolas" w:eastAsia="맑은 고딕"/>
+          <w:sz w:val="21"/>
+        </w:rPr>
+        <w:t xml:space="preserve">READ ONLY</w:t>
+      </w:r>
+      <w:r>
+        <w:rPr>
+          <w:rFonts w:ascii="맑은 고딕" w:hAnsi="맑은 고딕" w:eastAsia="맑은 고딕"/>
+          <w:sz w:val="21"/>
+        </w:rPr>
+        <w:t xml:space="preserve">로 여는 순간, 그리고 그 상태에서 적용을 계속하는 순간 ADG의 영역이 된다.</w:t>
       </w:r>
     </w:p>
     <w:p>
@@ -176,7 +302,35 @@
           <w:rFonts w:ascii="맑은 고딕" w:hAnsi="맑은 고딕" w:eastAsia="맑은 고딕"/>
           <w:sz w:val="21"/>
         </w:rPr>
-        <w:t>해설: `database or pluggable database open for read-only access`. `UPDATE`와 DDL도 같은 오류다. 8장에서 테이블스페이스를 만들려다 만난 것과 같다.</w:t>
+        <w:t xml:space="preserve">해설: </w:t>
+      </w:r>
+      <w:r>
+        <w:rPr>
+          <w:rFonts w:ascii="Consolas" w:hAnsi="Consolas" w:eastAsia="맑은 고딕"/>
+          <w:sz w:val="21"/>
+        </w:rPr>
+        <w:t xml:space="preserve">database or pluggable database open for read-only access</w:t>
+      </w:r>
+      <w:r>
+        <w:rPr>
+          <w:rFonts w:ascii="맑은 고딕" w:hAnsi="맑은 고딕" w:eastAsia="맑은 고딕"/>
+          <w:sz w:val="21"/>
+        </w:rPr>
+        <w:t xml:space="preserve">. </w:t>
+      </w:r>
+      <w:r>
+        <w:rPr>
+          <w:rFonts w:ascii="Consolas" w:hAnsi="Consolas" w:eastAsia="맑은 고딕"/>
+          <w:sz w:val="21"/>
+        </w:rPr>
+        <w:t xml:space="preserve">UPDATE</w:t>
+      </w:r>
+      <w:r>
+        <w:rPr>
+          <w:rFonts w:ascii="맑은 고딕" w:hAnsi="맑은 고딕" w:eastAsia="맑은 고딕"/>
+          <w:sz w:val="21"/>
+        </w:rPr>
+        <w:t xml:space="preserve">와 DDL도 같은 오류다. 8장에서 테이블스페이스를 만들려다 만난 것과 같다.</w:t>
       </w:r>
     </w:p>
     <w:p>
@@ -195,7 +349,21 @@
           <w:rFonts w:ascii="맑은 고딕" w:hAnsi="맑은 고딕" w:eastAsia="맑은 고딕"/>
           <w:sz w:val="21"/>
         </w:rPr>
-        <w:t>해설: 실측에서 7만 행 정렬이 성공했고 `V$TEMP_SPACE_HEADER`에 TEMP 3MB씩 사용이 기록됐다. 보고서 조회를 Standby로 옮기는 근거다.</w:t>
+        <w:t xml:space="preserve">해설: 실측에서 7만 행 정렬이 성공했고 </w:t>
+      </w:r>
+      <w:r>
+        <w:rPr>
+          <w:rFonts w:ascii="Consolas" w:hAnsi="Consolas" w:eastAsia="맑은 고딕"/>
+          <w:sz w:val="21"/>
+        </w:rPr>
+        <w:t xml:space="preserve">V$TEMP_SPACE_HEADER</w:t>
+      </w:r>
+      <w:r>
+        <w:rPr>
+          <w:rFonts w:ascii="맑은 고딕" w:hAnsi="맑은 고딕" w:eastAsia="맑은 고딕"/>
+          <w:sz w:val="21"/>
+        </w:rPr>
+        <w:t xml:space="preserve">에 TEMP 3MB씩 사용이 기록됐다. 보고서 조회를 Standby로 옮기는 근거다.</w:t>
       </w:r>
     </w:p>
     <w:p>
@@ -214,7 +382,35 @@
           <w:rFonts w:ascii="맑은 고딕" w:hAnsi="맑은 고딕" w:eastAsia="맑은 고딕"/>
           <w:sz w:val="21"/>
         </w:rPr>
-        <w:t>해설: GTT의 데이터는 임시 테이블스페이스에 있고 영구 데이터 파일을 건드리지 않기 때문이다. 실측에서 `TEMP_UNDO_ENABLED`가 `FALSE`인데도 동작했다.</w:t>
+        <w:t xml:space="preserve">해설: GTT의 데이터는 임시 테이블스페이스에 있고 영구 데이터 파일을 건드리지 않기 때문이다. 실측에서 </w:t>
+      </w:r>
+      <w:r>
+        <w:rPr>
+          <w:rFonts w:ascii="Consolas" w:hAnsi="Consolas" w:eastAsia="맑은 고딕"/>
+          <w:sz w:val="21"/>
+        </w:rPr>
+        <w:t xml:space="preserve">TEMP_UNDO_ENABLED</w:t>
+      </w:r>
+      <w:r>
+        <w:rPr>
+          <w:rFonts w:ascii="맑은 고딕" w:hAnsi="맑은 고딕" w:eastAsia="맑은 고딕"/>
+          <w:sz w:val="21"/>
+        </w:rPr>
+        <w:t xml:space="preserve">가 </w:t>
+      </w:r>
+      <w:r>
+        <w:rPr>
+          <w:rFonts w:ascii="Consolas" w:hAnsi="Consolas" w:eastAsia="맑은 고딕"/>
+          <w:sz w:val="21"/>
+        </w:rPr>
+        <w:t xml:space="preserve">FALSE</w:t>
+      </w:r>
+      <w:r>
+        <w:rPr>
+          <w:rFonts w:ascii="맑은 고딕" w:hAnsi="맑은 고딕" w:eastAsia="맑은 고딕"/>
+          <w:sz w:val="21"/>
+        </w:rPr>
+        <w:t xml:space="preserve">인데도 동작했다.</w:t>
       </w:r>
     </w:p>
     <w:p>
@@ -271,7 +467,35 @@
           <w:rFonts w:ascii="맑은 고딕" w:hAnsi="맑은 고딕" w:eastAsia="맑은 고딕"/>
           <w:sz w:val="21"/>
         </w:rPr>
-        <w:t>해설: 세션 수준으로 켠 것은 `SHOW PARAMETER`에 나타나지 않는다. `ALTER SESSION`은 그 세션에만 적용되기 때문이다.</w:t>
+        <w:t xml:space="preserve">해설: 세션 수준으로 켠 것은 </w:t>
+      </w:r>
+      <w:r>
+        <w:rPr>
+          <w:rFonts w:ascii="Consolas" w:hAnsi="Consolas" w:eastAsia="맑은 고딕"/>
+          <w:sz w:val="21"/>
+        </w:rPr>
+        <w:t xml:space="preserve">SHOW PARAMETER</w:t>
+      </w:r>
+      <w:r>
+        <w:rPr>
+          <w:rFonts w:ascii="맑은 고딕" w:hAnsi="맑은 고딕" w:eastAsia="맑은 고딕"/>
+          <w:sz w:val="21"/>
+        </w:rPr>
+        <w:t xml:space="preserve">에 나타나지 않는다. </w:t>
+      </w:r>
+      <w:r>
+        <w:rPr>
+          <w:rFonts w:ascii="Consolas" w:hAnsi="Consolas" w:eastAsia="맑은 고딕"/>
+          <w:sz w:val="21"/>
+        </w:rPr>
+        <w:t xml:space="preserve">ALTER SESSION</w:t>
+      </w:r>
+      <w:r>
+        <w:rPr>
+          <w:rFonts w:ascii="맑은 고딕" w:hAnsi="맑은 고딕" w:eastAsia="맑은 고딕"/>
+          <w:sz w:val="21"/>
+        </w:rPr>
+        <w:t xml:space="preserve">은 그 세션에만 적용되기 때문이다.</w:t>
       </w:r>
     </w:p>
     <w:p>
@@ -290,7 +514,21 @@
           <w:rFonts w:ascii="맑은 고딕" w:hAnsi="맑은 고딕" w:eastAsia="맑은 고딕"/>
           <w:sz w:val="21"/>
         </w:rPr>
-        <w:t>해설: `statement redirection from Oracle Active Data Guard standby database to primary database failed`. 세션 설정은 성공하고 실행이 실패한다.</w:t>
+        <w:t xml:space="preserve">해설: </w:t>
+      </w:r>
+      <w:r>
+        <w:rPr>
+          <w:rFonts w:ascii="Consolas" w:hAnsi="Consolas" w:eastAsia="맑은 고딕"/>
+          <w:sz w:val="21"/>
+        </w:rPr>
+        <w:t xml:space="preserve">statement redirection from Oracle Active Data Guard standby database to primary database failed</w:t>
+      </w:r>
+      <w:r>
+        <w:rPr>
+          <w:rFonts w:ascii="맑은 고딕" w:hAnsi="맑은 고딕" w:eastAsia="맑은 고딕"/>
+          <w:sz w:val="21"/>
+        </w:rPr>
+        <w:t xml:space="preserve">. 세션 설정은 성공하고 실행이 실패한다.</w:t>
       </w:r>
     </w:p>
     <w:p>
@@ -309,7 +547,22 @@
           <w:rFonts w:ascii="맑은 고딕" w:hAnsi="맑은 고딕" w:eastAsia="맑은 고딕"/>
           <w:sz w:val="21"/>
         </w:rPr>
-        <w:t>해설: ORA-16397이 아니라는 점이 중요하다. DDL은 리다이렉션 대상이 아니므로 **아예 시도되지 않았다**는 뜻이다.</w:t>
+        <w:t xml:space="preserve">해설: ORA-16397이 아니라는 점이 중요하다. DDL은 리다이렉션 대상이 아니므로 </w:t>
+      </w:r>
+      <w:r>
+        <w:rPr>
+          <w:rFonts w:ascii="맑은 고딕" w:hAnsi="맑은 고딕" w:eastAsia="맑은 고딕"/>
+          <w:b/>
+          <w:sz w:val="21"/>
+        </w:rPr>
+        <w:t xml:space="preserve">아예 시도되지 않았다</w:t>
+      </w:r>
+      <w:r>
+        <w:rPr>
+          <w:rFonts w:ascii="맑은 고딕" w:hAnsi="맑은 고딕" w:eastAsia="맑은 고딕"/>
+          <w:sz w:val="21"/>
+        </w:rPr>
+        <w:t xml:space="preserve">는 뜻이다.</w:t>
       </w:r>
     </w:p>
     <w:p>
@@ -328,7 +581,21 @@
           <w:rFonts w:ascii="맑은 고딕" w:hAnsi="맑은 고딕" w:eastAsia="맑은 고딕"/>
           <w:sz w:val="21"/>
         </w:rPr>
-        <w:t>해설: 단위는 초다. `NONE`이면 제한이 없다. 세션 수준으로 설정한다.</w:t>
+        <w:t xml:space="preserve">해설: 단위는 초다. </w:t>
+      </w:r>
+      <w:r>
+        <w:rPr>
+          <w:rFonts w:ascii="Consolas" w:hAnsi="Consolas" w:eastAsia="맑은 고딕"/>
+          <w:sz w:val="21"/>
+        </w:rPr>
+        <w:t xml:space="preserve">NONE</w:t>
+      </w:r>
+      <w:r>
+        <w:rPr>
+          <w:rFonts w:ascii="맑은 고딕" w:hAnsi="맑은 고딕" w:eastAsia="맑은 고딕"/>
+          <w:sz w:val="21"/>
+        </w:rPr>
+        <w:t xml:space="preserve">이면 제한이 없다. 세션 수준으로 설정한다.</w:t>
       </w:r>
     </w:p>
     <w:p>
@@ -347,7 +614,21 @@
           <w:rFonts w:ascii="맑은 고딕" w:hAnsi="맑은 고딕" w:eastAsia="맑은 고딕"/>
           <w:sz w:val="21"/>
         </w:rPr>
-        <w:t>해설: 실측 메시지는 `STANDBY_MAX_DATA_DELAY of 1 seconds exceeded`처럼 설정값을 그대로 포함한다.</w:t>
+        <w:t xml:space="preserve">해설: 실측 메시지는 </w:t>
+      </w:r>
+      <w:r>
+        <w:rPr>
+          <w:rFonts w:ascii="Consolas" w:hAnsi="Consolas" w:eastAsia="맑은 고딕"/>
+          <w:sz w:val="21"/>
+        </w:rPr>
+        <w:t xml:space="preserve">STANDBY_MAX_DATA_DELAY of 1 seconds exceeded</w:t>
+      </w:r>
+      <w:r>
+        <w:rPr>
+          <w:rFonts w:ascii="맑은 고딕" w:hAnsi="맑은 고딕" w:eastAsia="맑은 고딕"/>
+          <w:sz w:val="21"/>
+        </w:rPr>
+        <w:t xml:space="preserve">처럼 설정값을 그대로 포함한다.</w:t>
       </w:r>
     </w:p>
     <w:p>
@@ -366,7 +647,21 @@
           <w:rFonts w:ascii="맑은 고딕" w:hAnsi="맑은 고딕" w:eastAsia="맑은 고딕"/>
           <w:sz w:val="21"/>
         </w:rPr>
-        <w:t>해설: `Standby may not be synced with primary`. 실습 환경이 MAXIMUM PERFORMANCE(ASYNC)이기 때문이며, 적용이 정상으로 돌고 있어도 실패한다.</w:t>
+        <w:t xml:space="preserve">해설: </w:t>
+      </w:r>
+      <w:r>
+        <w:rPr>
+          <w:rFonts w:ascii="Consolas" w:hAnsi="Consolas" w:eastAsia="맑은 고딕"/>
+          <w:sz w:val="21"/>
+        </w:rPr>
+        <w:t xml:space="preserve">Standby may not be synced with primary</w:t>
+      </w:r>
+      <w:r>
+        <w:rPr>
+          <w:rFonts w:ascii="맑은 고딕" w:hAnsi="맑은 고딕" w:eastAsia="맑은 고딕"/>
+          <w:sz w:val="21"/>
+        </w:rPr>
+        <w:t xml:space="preserve">. 실습 환경이 MAXIMUM PERFORMANCE(ASYNC)이기 때문이며, 적용이 정상으로 돌고 있어도 실패한다.</w:t>
       </w:r>
     </w:p>
     <w:p>
@@ -385,7 +680,21 @@
           <w:rFonts w:ascii="맑은 고딕" w:hAnsi="맑은 고딕" w:eastAsia="맑은 고딕"/>
           <w:sz w:val="21"/>
         </w:rPr>
-        <w:t>해설: 인스턴스 기동 이후 누적된다. 현재 값만 보는 `V$DATAGUARD_STATS`로는 알 수 없는 과거 추세를 준다.</w:t>
+        <w:t xml:space="preserve">해설: 인스턴스 기동 이후 누적된다. 현재 값만 보는 </w:t>
+      </w:r>
+      <w:r>
+        <w:rPr>
+          <w:rFonts w:ascii="Consolas" w:hAnsi="Consolas" w:eastAsia="맑은 고딕"/>
+          <w:sz w:val="21"/>
+        </w:rPr>
+        <w:t xml:space="preserve">V$DATAGUARD_STATS</w:t>
+      </w:r>
+      <w:r>
+        <w:rPr>
+          <w:rFonts w:ascii="맑은 고딕" w:hAnsi="맑은 고딕" w:eastAsia="맑은 고딕"/>
+          <w:sz w:val="21"/>
+        </w:rPr>
+        <w:t xml:space="preserve">로는 알 수 없는 과거 추세를 준다.</w:t>
       </w:r>
     </w:p>
     <w:p>
@@ -404,7 +713,21 @@
           <w:rFonts w:ascii="맑은 고딕" w:hAnsi="맑은 고딕" w:eastAsia="맑은 고딕"/>
           <w:sz w:val="21"/>
         </w:rPr>
-        <w:t>해설: `AWR Operation failed: database not open readwrite`. 전용 오류 번호가 있으며 메시지도 직접적이다.</w:t>
+        <w:t xml:space="preserve">해설: </w:t>
+      </w:r>
+      <w:r>
+        <w:rPr>
+          <w:rFonts w:ascii="Consolas" w:hAnsi="Consolas" w:eastAsia="맑은 고딕"/>
+          <w:sz w:val="21"/>
+        </w:rPr>
+        <w:t xml:space="preserve">AWR Operation failed: database not open readwrite</w:t>
+      </w:r>
+      <w:r>
+        <w:rPr>
+          <w:rFonts w:ascii="맑은 고딕" w:hAnsi="맑은 고딕" w:eastAsia="맑은 고딕"/>
+          <w:sz w:val="21"/>
+        </w:rPr>
+        <w:t xml:space="preserve">. 전용 오류 번호가 있으며 메시지도 직접적이다.</w:t>
       </w:r>
     </w:p>
     <w:p>
@@ -431,7 +754,35 @@
           <w:rFonts w:ascii="맑은 고딕" w:hAnsi="맑은 고딕" w:eastAsia="맑은 고딕"/>
           <w:sz w:val="21"/>
         </w:rPr>
-        <w:t>해설: 실측에서 ADG로 조회하고 있는 중에도 `DETECTED_USAGES`가 0이었다. 라이선스 판단은 `OPEN_MODE`로 하는 편이 정확하다.</w:t>
+        <w:t xml:space="preserve">해설: 실측에서 ADG로 조회하고 있는 중에도 </w:t>
+      </w:r>
+      <w:r>
+        <w:rPr>
+          <w:rFonts w:ascii="Consolas" w:hAnsi="Consolas" w:eastAsia="맑은 고딕"/>
+          <w:sz w:val="21"/>
+        </w:rPr>
+        <w:t xml:space="preserve">DETECTED_USAGES</w:t>
+      </w:r>
+      <w:r>
+        <w:rPr>
+          <w:rFonts w:ascii="맑은 고딕" w:hAnsi="맑은 고딕" w:eastAsia="맑은 고딕"/>
+          <w:sz w:val="21"/>
+        </w:rPr>
+        <w:t xml:space="preserve">가 0이었다. 라이선스 판단은 </w:t>
+      </w:r>
+      <w:r>
+        <w:rPr>
+          <w:rFonts w:ascii="Consolas" w:hAnsi="Consolas" w:eastAsia="맑은 고딕"/>
+          <w:sz w:val="21"/>
+        </w:rPr>
+        <w:t xml:space="preserve">OPEN_MODE</w:t>
+      </w:r>
+      <w:r>
+        <w:rPr>
+          <w:rFonts w:ascii="맑은 고딕" w:hAnsi="맑은 고딕" w:eastAsia="맑은 고딕"/>
+          <w:sz w:val="21"/>
+        </w:rPr>
+        <w:t xml:space="preserve">로 하는 편이 정확하다.</w:t>
       </w:r>
     </w:p>
     <w:p>
@@ -441,7 +792,31 @@
           <w:b/>
           <w:sz w:val="21"/>
         </w:rPr>
-        <w:t>[중-02] 정답: ① `SYS_CONTEXT('userenv','db_unique_name')`과 `database_role`</w:t>
+        <w:t xml:space="preserve">[중-02] 정답: ① </w:t>
+      </w:r>
+      <w:r>
+        <w:rPr>
+          <w:rFonts w:ascii="Consolas" w:hAnsi="Consolas" w:eastAsia="맑은 고딕"/>
+          <w:b/>
+          <w:sz w:val="21"/>
+        </w:rPr>
+        <w:t xml:space="preserve">SYS_CONTEXT('userenv','db_unique_name')</w:t>
+      </w:r>
+      <w:r>
+        <w:rPr>
+          <w:rFonts w:ascii="맑은 고딕" w:hAnsi="맑은 고딕" w:eastAsia="맑은 고딕"/>
+          <w:b/>
+          <w:sz w:val="21"/>
+        </w:rPr>
+        <w:t xml:space="preserve">과 </w:t>
+      </w:r>
+      <w:r>
+        <w:rPr>
+          <w:rFonts w:ascii="Consolas" w:hAnsi="Consolas" w:eastAsia="맑은 고딕"/>
+          <w:b/>
+          <w:sz w:val="21"/>
+        </w:rPr>
+        <w:t xml:space="preserve">database_role</w:t>
       </w:r>
     </w:p>
     <w:p>
@@ -450,7 +825,35 @@
           <w:rFonts w:ascii="맑은 고딕" w:hAnsi="맑은 고딕" w:eastAsia="맑은 고딕"/>
           <w:sz w:val="21"/>
         </w:rPr>
-        <w:t>해설: 실측에서 `boston` / `PHYSICAL STANDBY`가 나왔다. 접속 문자열만 믿지 말고 세션 스스로 확인하게 하는 편이 안전하다.</w:t>
+        <w:t xml:space="preserve">해설: 실측에서 </w:t>
+      </w:r>
+      <w:r>
+        <w:rPr>
+          <w:rFonts w:ascii="Consolas" w:hAnsi="Consolas" w:eastAsia="맑은 고딕"/>
+          <w:sz w:val="21"/>
+        </w:rPr>
+        <w:t xml:space="preserve">boston</w:t>
+      </w:r>
+      <w:r>
+        <w:rPr>
+          <w:rFonts w:ascii="맑은 고딕" w:hAnsi="맑은 고딕" w:eastAsia="맑은 고딕"/>
+          <w:sz w:val="21"/>
+        </w:rPr>
+        <w:t xml:space="preserve"> / </w:t>
+      </w:r>
+      <w:r>
+        <w:rPr>
+          <w:rFonts w:ascii="Consolas" w:hAnsi="Consolas" w:eastAsia="맑은 고딕"/>
+          <w:sz w:val="21"/>
+        </w:rPr>
+        <w:t xml:space="preserve">PHYSICAL STANDBY</w:t>
+      </w:r>
+      <w:r>
+        <w:rPr>
+          <w:rFonts w:ascii="맑은 고딕" w:hAnsi="맑은 고딕" w:eastAsia="맑은 고딕"/>
+          <w:sz w:val="21"/>
+        </w:rPr>
+        <w:t xml:space="preserve">가 나왔다. 접속 문자열만 믿지 말고 세션 스스로 확인하게 하는 편이 안전하다.</w:t>
       </w:r>
     </w:p>
     <w:p>
@@ -488,7 +891,35 @@
           <w:rFonts w:ascii="맑은 고딕" w:hAnsi="맑은 고딕" w:eastAsia="맑은 고딕"/>
           <w:sz w:val="21"/>
         </w:rPr>
-        <w:t>해설: 실측에서 양쪽 리스너에 `chicago_pdb1` 서비스가 `status READY`로 등록되어 있었다. PDB를 닫으면 서비스가 사라져 접속할 수 없다.</w:t>
+        <w:t xml:space="preserve">해설: 실측에서 양쪽 리스너에 </w:t>
+      </w:r>
+      <w:r>
+        <w:rPr>
+          <w:rFonts w:ascii="Consolas" w:hAnsi="Consolas" w:eastAsia="맑은 고딕"/>
+          <w:sz w:val="21"/>
+        </w:rPr>
+        <w:t xml:space="preserve">chicago_pdb1</w:t>
+      </w:r>
+      <w:r>
+        <w:rPr>
+          <w:rFonts w:ascii="맑은 고딕" w:hAnsi="맑은 고딕" w:eastAsia="맑은 고딕"/>
+          <w:sz w:val="21"/>
+        </w:rPr>
+        <w:t xml:space="preserve"> 서비스가 </w:t>
+      </w:r>
+      <w:r>
+        <w:rPr>
+          <w:rFonts w:ascii="Consolas" w:hAnsi="Consolas" w:eastAsia="맑은 고딕"/>
+          <w:sz w:val="21"/>
+        </w:rPr>
+        <w:t xml:space="preserve">status READY</w:t>
+      </w:r>
+      <w:r>
+        <w:rPr>
+          <w:rFonts w:ascii="맑은 고딕" w:hAnsi="맑은 고딕" w:eastAsia="맑은 고딕"/>
+          <w:sz w:val="21"/>
+        </w:rPr>
+        <w:t xml:space="preserve">로 등록되어 있었다. PDB를 닫으면 서비스가 사라져 접속할 수 없다.</w:t>
       </w:r>
     </w:p>
     <w:p>
@@ -526,7 +957,21 @@
           <w:rFonts w:ascii="맑은 고딕" w:hAnsi="맑은 고딕" w:eastAsia="맑은 고딕"/>
           <w:sz w:val="21"/>
         </w:rPr>
-        <w:t>해설: 실측에서 `DBMS_SESSION.SLEEP(40)`으로 세션을 붙잡아 두었다. 세션이 끝나면 커밋되거나 롤백되어 시험이 성립하지 않는다.</w:t>
+        <w:t xml:space="preserve">해설: 실측에서 </w:t>
+      </w:r>
+      <w:r>
+        <w:rPr>
+          <w:rFonts w:ascii="Consolas" w:hAnsi="Consolas" w:eastAsia="맑은 고딕"/>
+          <w:sz w:val="21"/>
+        </w:rPr>
+        <w:t xml:space="preserve">DBMS_SESSION.SLEEP(40)</w:t>
+      </w:r>
+      <w:r>
+        <w:rPr>
+          <w:rFonts w:ascii="맑은 고딕" w:hAnsi="맑은 고딕" w:eastAsia="맑은 고딕"/>
+          <w:sz w:val="21"/>
+        </w:rPr>
+        <w:t xml:space="preserve">으로 세션을 붙잡아 두었다. 세션이 끝나면 커밋되거나 롤백되어 시험이 성립하지 않는다.</w:t>
       </w:r>
     </w:p>
     <w:p>
@@ -545,7 +990,21 @@
           <w:rFonts w:ascii="맑은 고딕" w:hAnsi="맑은 고딕" w:eastAsia="맑은 고딕"/>
           <w:sz w:val="21"/>
         </w:rPr>
-        <w:t>해설: 실행 계획을 쓰는 것도 일종의 INSERT인데 통과했다. 실측에서 `plan_table`에 33행이 들어갔다.</w:t>
+        <w:t xml:space="preserve">해설: 실행 계획을 쓰는 것도 일종의 INSERT인데 통과했다. 실측에서 </w:t>
+      </w:r>
+      <w:r>
+        <w:rPr>
+          <w:rFonts w:ascii="Consolas" w:hAnsi="Consolas" w:eastAsia="맑은 고딕"/>
+          <w:sz w:val="21"/>
+        </w:rPr>
+        <w:t xml:space="preserve">plan_table</w:t>
+      </w:r>
+      <w:r>
+        <w:rPr>
+          <w:rFonts w:ascii="맑은 고딕" w:hAnsi="맑은 고딕" w:eastAsia="맑은 고딕"/>
+          <w:sz w:val="21"/>
+        </w:rPr>
+        <w:t xml:space="preserve">에 33행이 들어갔다.</w:t>
       </w:r>
     </w:p>
     <w:p>
@@ -564,7 +1023,35 @@
           <w:rFonts w:ascii="맑은 고딕" w:hAnsi="맑은 고딕" w:eastAsia="맑은 고딕"/>
           <w:sz w:val="21"/>
         </w:rPr>
-        <w:t>해설: `TEMP_UNDO_ENABLED`는 임시 UNDO를 별도 관리할지를 정하는 파라미터이며 ADG에서 GTT를 쓰기 위한 필수 조건이 아니다. 실측에서 `FALSE`였다.</w:t>
+        <w:t xml:space="preserve">해설: </w:t>
+      </w:r>
+      <w:r>
+        <w:rPr>
+          <w:rFonts w:ascii="Consolas" w:hAnsi="Consolas" w:eastAsia="맑은 고딕"/>
+          <w:sz w:val="21"/>
+        </w:rPr>
+        <w:t xml:space="preserve">TEMP_UNDO_ENABLED</w:t>
+      </w:r>
+      <w:r>
+        <w:rPr>
+          <w:rFonts w:ascii="맑은 고딕" w:hAnsi="맑은 고딕" w:eastAsia="맑은 고딕"/>
+          <w:sz w:val="21"/>
+        </w:rPr>
+        <w:t xml:space="preserve">는 임시 UNDO를 별도 관리할지를 정하는 파라미터이며 ADG에서 GTT를 쓰기 위한 필수 조건이 아니다. 실측에서 </w:t>
+      </w:r>
+      <w:r>
+        <w:rPr>
+          <w:rFonts w:ascii="Consolas" w:hAnsi="Consolas" w:eastAsia="맑은 고딕"/>
+          <w:sz w:val="21"/>
+        </w:rPr>
+        <w:t xml:space="preserve">FALSE</w:t>
+      </w:r>
+      <w:r>
+        <w:rPr>
+          <w:rFonts w:ascii="맑은 고딕" w:hAnsi="맑은 고딕" w:eastAsia="맑은 고딕"/>
+          <w:sz w:val="21"/>
+        </w:rPr>
+        <w:t xml:space="preserve">였다.</w:t>
       </w:r>
     </w:p>
     <w:p>
@@ -773,7 +1260,35 @@
           <w:rFonts w:ascii="맑은 고딕" w:hAnsi="맑은 고딕" w:eastAsia="맑은 고딕"/>
           <w:sz w:val="21"/>
         </w:rPr>
-        <w:t>해설: 실측에서 `GROUP BY name` 결과가 한 행(`apply lag`, 62 buckets, 1394 samples)이었다. 전송 쪽 추세는 별도로 수집해야 한다.</w:t>
+        <w:t xml:space="preserve">해설: 실측에서 </w:t>
+      </w:r>
+      <w:r>
+        <w:rPr>
+          <w:rFonts w:ascii="Consolas" w:hAnsi="Consolas" w:eastAsia="맑은 고딕"/>
+          <w:sz w:val="21"/>
+        </w:rPr>
+        <w:t xml:space="preserve">GROUP BY name</w:t>
+      </w:r>
+      <w:r>
+        <w:rPr>
+          <w:rFonts w:ascii="맑은 고딕" w:hAnsi="맑은 고딕" w:eastAsia="맑은 고딕"/>
+          <w:sz w:val="21"/>
+        </w:rPr>
+        <w:t xml:space="preserve"> 결과가 한 행(</w:t>
+      </w:r>
+      <w:r>
+        <w:rPr>
+          <w:rFonts w:ascii="Consolas" w:hAnsi="Consolas" w:eastAsia="맑은 고딕"/>
+          <w:sz w:val="21"/>
+        </w:rPr>
+        <w:t xml:space="preserve">apply lag</w:t>
+      </w:r>
+      <w:r>
+        <w:rPr>
+          <w:rFonts w:ascii="맑은 고딕" w:hAnsi="맑은 고딕" w:eastAsia="맑은 고딕"/>
+          <w:sz w:val="21"/>
+        </w:rPr>
+        <w:t xml:space="preserve">, 62 buckets, 1394 samples)이었다. 전송 쪽 추세는 별도로 수집해야 한다.</w:t>
       </w:r>
     </w:p>
     <w:p>
@@ -783,7 +1298,23 @@
           <w:b/>
           <w:sz w:val="21"/>
         </w:rPr>
-        <w:t>[중-20] 정답: ③ `2 minutes` 구간에 59회</w:t>
+        <w:t xml:space="preserve">[중-20] 정답: ③ </w:t>
+      </w:r>
+      <w:r>
+        <w:rPr>
+          <w:rFonts w:ascii="Consolas" w:hAnsi="Consolas" w:eastAsia="맑은 고딕"/>
+          <w:b/>
+          <w:sz w:val="21"/>
+        </w:rPr>
+        <w:t xml:space="preserve">2 minutes</w:t>
+      </w:r>
+      <w:r>
+        <w:rPr>
+          <w:rFonts w:ascii="맑은 고딕" w:hAnsi="맑은 고딕" w:eastAsia="맑은 고딕"/>
+          <w:b/>
+          <w:sz w:val="21"/>
+        </w:rPr>
+        <w:t xml:space="preserve"> 구간에 59회</w:t>
       </w:r>
     </w:p>
     <w:p>
@@ -819,7 +1350,35 @@
           <w:rFonts w:ascii="맑은 고딕" w:hAnsi="맑은 고딕" w:eastAsia="맑은 고딕"/>
           <w:sz w:val="21"/>
         </w:rPr>
-        <w:t>해설: 스크립트가 `INSERT` 후 `EXIT`로 끝나면 그 시점에 커밋된다. 예상과 다른 결과가 나오면 제품보다 측정 방법을 먼저 의심해야 한다는 교훈이다.</w:t>
+        <w:t xml:space="preserve">해설: 스크립트가 </w:t>
+      </w:r>
+      <w:r>
+        <w:rPr>
+          <w:rFonts w:ascii="Consolas" w:hAnsi="Consolas" w:eastAsia="맑은 고딕"/>
+          <w:sz w:val="21"/>
+        </w:rPr>
+        <w:t xml:space="preserve">INSERT</w:t>
+      </w:r>
+      <w:r>
+        <w:rPr>
+          <w:rFonts w:ascii="맑은 고딕" w:hAnsi="맑은 고딕" w:eastAsia="맑은 고딕"/>
+          <w:sz w:val="21"/>
+        </w:rPr>
+        <w:t xml:space="preserve"> 후 </w:t>
+      </w:r>
+      <w:r>
+        <w:rPr>
+          <w:rFonts w:ascii="Consolas" w:hAnsi="Consolas" w:eastAsia="맑은 고딕"/>
+          <w:sz w:val="21"/>
+        </w:rPr>
+        <w:t xml:space="preserve">EXIT</w:t>
+      </w:r>
+      <w:r>
+        <w:rPr>
+          <w:rFonts w:ascii="맑은 고딕" w:hAnsi="맑은 고딕" w:eastAsia="맑은 고딕"/>
+          <w:sz w:val="21"/>
+        </w:rPr>
+        <w:t xml:space="preserve">로 끝나면 그 시점에 커밋된다. 예상과 다른 결과가 나오면 제품보다 측정 방법을 먼저 의심해야 한다는 교훈이다.</w:t>
       </w:r>
     </w:p>
     <w:p>
@@ -838,7 +1397,21 @@
           <w:rFonts w:ascii="맑은 고딕" w:hAnsi="맑은 고딕" w:eastAsia="맑은 고딕"/>
           <w:sz w:val="21"/>
         </w:rPr>
-        <w:t>해설: 정렬·GTT·`EXPLAIN PLAN`은 임시 세그먼트에서 끝나므로 허용된다. 일반 DML은 블록·UNDO·리두를 만들고 DDL은 딕셔너리까지 바꾼다. 이 기준으로 새로운 상황도 판단할 수 있다.</w:t>
+        <w:t xml:space="preserve">해설: 정렬·GTT·</w:t>
+      </w:r>
+      <w:r>
+        <w:rPr>
+          <w:rFonts w:ascii="Consolas" w:hAnsi="Consolas" w:eastAsia="맑은 고딕"/>
+          <w:sz w:val="21"/>
+        </w:rPr>
+        <w:t xml:space="preserve">EXPLAIN PLAN</w:t>
+      </w:r>
+      <w:r>
+        <w:rPr>
+          <w:rFonts w:ascii="맑은 고딕" w:hAnsi="맑은 고딕" w:eastAsia="맑은 고딕"/>
+          <w:sz w:val="21"/>
+        </w:rPr>
+        <w:t xml:space="preserve">은 임시 세그먼트에서 끝나므로 허용된다. 일반 DML은 블록·UNDO·리두를 만들고 DDL은 딕셔너리까지 바꾼다. 이 기준으로 새로운 상황도 판단할 수 있다.</w:t>
       </w:r>
     </w:p>
     <w:p>
@@ -857,7 +1430,49 @@
           <w:rFonts w:ascii="맑은 고딕" w:hAnsi="맑은 고딕" w:eastAsia="맑은 고딕"/>
           <w:sz w:val="21"/>
         </w:rPr>
-        <w:t>해설: `ORA-06512`는 PL/SQL 호출 스택으로 어디를 지났는지만 알려 준다. 실측 스택에서 맨 위 `ORA-00604`는 형식이고 중간의 `ORA-16000`이 내용이었다.</w:t>
+        <w:t xml:space="preserve">해설: </w:t>
+      </w:r>
+      <w:r>
+        <w:rPr>
+          <w:rFonts w:ascii="Consolas" w:hAnsi="Consolas" w:eastAsia="맑은 고딕"/>
+          <w:sz w:val="21"/>
+        </w:rPr>
+        <w:t xml:space="preserve">ORA-06512</w:t>
+      </w:r>
+      <w:r>
+        <w:rPr>
+          <w:rFonts w:ascii="맑은 고딕" w:hAnsi="맑은 고딕" w:eastAsia="맑은 고딕"/>
+          <w:sz w:val="21"/>
+        </w:rPr>
+        <w:t xml:space="preserve">는 PL/SQL 호출 스택으로 어디를 지났는지만 알려 준다. 실측 스택에서 맨 위 </w:t>
+      </w:r>
+      <w:r>
+        <w:rPr>
+          <w:rFonts w:ascii="Consolas" w:hAnsi="Consolas" w:eastAsia="맑은 고딕"/>
+          <w:sz w:val="21"/>
+        </w:rPr>
+        <w:t xml:space="preserve">ORA-00604</w:t>
+      </w:r>
+      <w:r>
+        <w:rPr>
+          <w:rFonts w:ascii="맑은 고딕" w:hAnsi="맑은 고딕" w:eastAsia="맑은 고딕"/>
+          <w:sz w:val="21"/>
+        </w:rPr>
+        <w:t xml:space="preserve">는 형식이고 중간의 </w:t>
+      </w:r>
+      <w:r>
+        <w:rPr>
+          <w:rFonts w:ascii="Consolas" w:hAnsi="Consolas" w:eastAsia="맑은 고딕"/>
+          <w:sz w:val="21"/>
+        </w:rPr>
+        <w:t xml:space="preserve">ORA-16000</w:t>
+      </w:r>
+      <w:r>
+        <w:rPr>
+          <w:rFonts w:ascii="맑은 고딕" w:hAnsi="맑은 고딕" w:eastAsia="맑은 고딕"/>
+          <w:sz w:val="21"/>
+        </w:rPr>
+        <w:t xml:space="preserve">이 내용이었다.</w:t>
       </w:r>
     </w:p>
     <w:p>
@@ -895,7 +1510,21 @@
           <w:rFonts w:ascii="맑은 고딕" w:hAnsi="맑은 고딕" w:eastAsia="맑은 고딕"/>
           <w:sz w:val="21"/>
         </w:rPr>
-        <w:t>해설: 실측에서 chicago 2182310, boston 2182311로 Standby가 더 컸다. 앞서 있다는 뜻이 아니라 조회 시점이 어긋난 것이다. 판단은 `V$DATAGUARD_STATS`로 한다.</w:t>
+        <w:t xml:space="preserve">해설: 실측에서 chicago 2182310, boston 2182311로 Standby가 더 컸다. 앞서 있다는 뜻이 아니라 조회 시점이 어긋난 것이다. 판단은 </w:t>
+      </w:r>
+      <w:r>
+        <w:rPr>
+          <w:rFonts w:ascii="Consolas" w:hAnsi="Consolas" w:eastAsia="맑은 고딕"/>
+          <w:sz w:val="21"/>
+        </w:rPr>
+        <w:t xml:space="preserve">V$DATAGUARD_STATS</w:t>
+      </w:r>
+      <w:r>
+        <w:rPr>
+          <w:rFonts w:ascii="맑은 고딕" w:hAnsi="맑은 고딕" w:eastAsia="맑은 고딕"/>
+          <w:sz w:val="21"/>
+        </w:rPr>
+        <w:t xml:space="preserve">로 한다.</w:t>
       </w:r>
     </w:p>
     <w:p>
@@ -914,7 +1543,21 @@
           <w:rFonts w:ascii="맑은 고딕" w:hAnsi="맑은 고딕" w:eastAsia="맑은 고딕"/>
           <w:sz w:val="21"/>
         </w:rPr>
-        <w:t>해설: 리다이렉션은 현재 세션의 사용자로 Primary에 연결해 문장을 실행한다. `SYS`는 이 경로로 재인증되지 않는다.</w:t>
+        <w:t xml:space="preserve">해설: 리다이렉션은 현재 세션의 사용자로 Primary에 연결해 문장을 실행한다. </w:t>
+      </w:r>
+      <w:r>
+        <w:rPr>
+          <w:rFonts w:ascii="Consolas" w:hAnsi="Consolas" w:eastAsia="맑은 고딕"/>
+          <w:sz w:val="21"/>
+        </w:rPr>
+        <w:t xml:space="preserve">SYS</w:t>
+      </w:r>
+      <w:r>
+        <w:rPr>
+          <w:rFonts w:ascii="맑은 고딕" w:hAnsi="맑은 고딕" w:eastAsia="맑은 고딕"/>
+          <w:sz w:val="21"/>
+        </w:rPr>
+        <w:t xml:space="preserve">는 이 경로로 재인증되지 않는다.</w:t>
       </w:r>
     </w:p>
     <w:p>
@@ -933,7 +1576,15 @@
           <w:rFonts w:ascii="맑은 고딕" w:hAnsi="맑은 고딕" w:eastAsia="맑은 고딕"/>
           <w:sz w:val="21"/>
         </w:rPr>
-        <w:t>해설: 전자는 ORA-16397, 후자는 ORA-03174로 막혔다. 둘 다 일반 사용자로 바꾸자 정상 동작했다. **ADG 세션 기능은 일반 사용자를 전제로 설계되어 있다.**</w:t>
+        <w:t xml:space="preserve">해설: 전자는 ORA-16397, 후자는 ORA-03174로 막혔다. 둘 다 일반 사용자로 바꾸자 정상 동작했다. </w:t>
+      </w:r>
+      <w:r>
+        <w:rPr>
+          <w:rFonts w:ascii="맑은 고딕" w:hAnsi="맑은 고딕" w:eastAsia="맑은 고딕"/>
+          <w:b/>
+          <w:sz w:val="21"/>
+        </w:rPr>
+        <w:t xml:space="preserve">ADG 세션 기능은 일반 사용자를 전제로 설계되어 있다.</w:t>
       </w:r>
     </w:p>
     <w:p>
@@ -943,7 +1594,39 @@
           <w:b/>
           <w:sz w:val="21"/>
         </w:rPr>
-        <w:t>[상-08] 정답: ② `SYNC WITH PRIMARY`와 `MAX_DATA_DELAY=0`의 사용 가능 여부</w:t>
+        <w:t xml:space="preserve">[상-08] 정답: ② </w:t>
+      </w:r>
+      <w:r>
+        <w:rPr>
+          <w:rFonts w:ascii="Consolas" w:hAnsi="Consolas" w:eastAsia="맑은 고딕"/>
+          <w:b/>
+          <w:sz w:val="21"/>
+        </w:rPr>
+        <w:t xml:space="preserve">SYNC WITH PRIMARY</w:t>
+      </w:r>
+      <w:r>
+        <w:rPr>
+          <w:rFonts w:ascii="맑은 고딕" w:hAnsi="맑은 고딕" w:eastAsia="맑은 고딕"/>
+          <w:b/>
+          <w:sz w:val="21"/>
+        </w:rPr>
+        <w:t xml:space="preserve">와 </w:t>
+      </w:r>
+      <w:r>
+        <w:rPr>
+          <w:rFonts w:ascii="Consolas" w:hAnsi="Consolas" w:eastAsia="맑은 고딕"/>
+          <w:b/>
+          <w:sz w:val="21"/>
+        </w:rPr>
+        <w:t xml:space="preserve">MAX_DATA_DELAY=0</w:t>
+      </w:r>
+      <w:r>
+        <w:rPr>
+          <w:rFonts w:ascii="맑은 고딕" w:hAnsi="맑은 고딕" w:eastAsia="맑은 고딕"/>
+          <w:b/>
+          <w:sz w:val="21"/>
+        </w:rPr>
+        <w:t xml:space="preserve">의 사용 가능 여부</w:t>
       </w:r>
     </w:p>
     <w:p>
@@ -981,7 +1664,47 @@
           <w:b/>
           <w:sz w:val="21"/>
         </w:rPr>
-        <w:t>[상-10] 정답: ③ `V$ARCHIVE_DEST_STATUS`의 `DATABASE_MODE`와 `RECOVERY_MODE`</w:t>
+        <w:t xml:space="preserve">[상-10] 정답: ③ </w:t>
+      </w:r>
+      <w:r>
+        <w:rPr>
+          <w:rFonts w:ascii="Consolas" w:hAnsi="Consolas" w:eastAsia="맑은 고딕"/>
+          <w:b/>
+          <w:sz w:val="21"/>
+        </w:rPr>
+        <w:t xml:space="preserve">V$ARCHIVE_DEST_STATUS</w:t>
+      </w:r>
+      <w:r>
+        <w:rPr>
+          <w:rFonts w:ascii="맑은 고딕" w:hAnsi="맑은 고딕" w:eastAsia="맑은 고딕"/>
+          <w:b/>
+          <w:sz w:val="21"/>
+        </w:rPr>
+        <w:t xml:space="preserve">의 </w:t>
+      </w:r>
+      <w:r>
+        <w:rPr>
+          <w:rFonts w:ascii="Consolas" w:hAnsi="Consolas" w:eastAsia="맑은 고딕"/>
+          <w:b/>
+          <w:sz w:val="21"/>
+        </w:rPr>
+        <w:t xml:space="preserve">DATABASE_MODE</w:t>
+      </w:r>
+      <w:r>
+        <w:rPr>
+          <w:rFonts w:ascii="맑은 고딕" w:hAnsi="맑은 고딕" w:eastAsia="맑은 고딕"/>
+          <w:b/>
+          <w:sz w:val="21"/>
+        </w:rPr>
+        <w:t xml:space="preserve">와 </w:t>
+      </w:r>
+      <w:r>
+        <w:rPr>
+          <w:rFonts w:ascii="Consolas" w:hAnsi="Consolas" w:eastAsia="맑은 고딕"/>
+          <w:b/>
+          <w:sz w:val="21"/>
+        </w:rPr>
+        <w:t xml:space="preserve">RECOVERY_MODE</w:t>
       </w:r>
     </w:p>
     <w:p>
@@ -990,10 +1713,107 @@
           <w:rFonts w:ascii="맑은 고딕" w:hAnsi="맑은 고딕" w:eastAsia="맑은 고딕"/>
           <w:sz w:val="21"/>
         </w:rPr>
-        <w:t>해설: 실측에서 `DATABASE_MODE`가 `OPEN_READ-ONLY`에서 **`MOUNTED-STANDBY`**로 바뀌고 `RECOVERY_MODE`에서 **`WITH QUERY`가 사라졌다.** ①은 Primary에서 **0행**이라 쓸 수 없고, ②·④는 Standby에 접속해야 볼 수 있는 값이라 "Primary에서"라는 조건에 맞지 않는다.</w:t>
+        <w:t xml:space="preserve">해설: 실측에서 </w:t>
+      </w:r>
+      <w:r>
+        <w:rPr>
+          <w:rFonts w:ascii="Consolas" w:hAnsi="Consolas" w:eastAsia="맑은 고딕"/>
+          <w:sz w:val="21"/>
+        </w:rPr>
+        <w:t xml:space="preserve">DATABASE_MODE</w:t>
+      </w:r>
+      <w:r>
+        <w:rPr>
+          <w:rFonts w:ascii="맑은 고딕" w:hAnsi="맑은 고딕" w:eastAsia="맑은 고딕"/>
+          <w:sz w:val="21"/>
+        </w:rPr>
+        <w:t xml:space="preserve">가 </w:t>
+      </w:r>
+      <w:r>
+        <w:rPr>
+          <w:rFonts w:ascii="Consolas" w:hAnsi="Consolas" w:eastAsia="맑은 고딕"/>
+          <w:sz w:val="21"/>
+        </w:rPr>
+        <w:t xml:space="preserve">OPEN_READ-ONLY</w:t>
+      </w:r>
+      <w:r>
+        <w:rPr>
+          <w:rFonts w:ascii="맑은 고딕" w:hAnsi="맑은 고딕" w:eastAsia="맑은 고딕"/>
+          <w:sz w:val="21"/>
+        </w:rPr>
+        <w:t xml:space="preserve">에서 </w:t>
+      </w:r>
+      <w:r>
+        <w:rPr>
+          <w:rFonts w:ascii="Consolas" w:hAnsi="Consolas" w:eastAsia="맑은 고딕"/>
+          <w:b/>
+          <w:sz w:val="21"/>
+        </w:rPr>
+        <w:t xml:space="preserve">MOUNTED-STANDBY</w:t>
+      </w:r>
+      <w:r>
+        <w:rPr>
+          <w:rFonts w:ascii="맑은 고딕" w:hAnsi="맑은 고딕" w:eastAsia="맑은 고딕"/>
+          <w:sz w:val="21"/>
+        </w:rPr>
+        <w:t xml:space="preserve">로 바뀌고 </w:t>
+      </w:r>
+      <w:r>
+        <w:rPr>
+          <w:rFonts w:ascii="Consolas" w:hAnsi="Consolas" w:eastAsia="맑은 고딕"/>
+          <w:sz w:val="21"/>
+        </w:rPr>
+        <w:t xml:space="preserve">RECOVERY_MODE</w:t>
+      </w:r>
+      <w:r>
+        <w:rPr>
+          <w:rFonts w:ascii="맑은 고딕" w:hAnsi="맑은 고딕" w:eastAsia="맑은 고딕"/>
+          <w:sz w:val="21"/>
+        </w:rPr>
+        <w:t xml:space="preserve">에서 </w:t>
+      </w:r>
+      <w:r>
+        <w:rPr>
+          <w:rFonts w:ascii="Consolas" w:hAnsi="Consolas" w:eastAsia="맑은 고딕"/>
+          <w:b/>
+          <w:sz w:val="21"/>
+        </w:rPr>
+        <w:t xml:space="preserve">WITH QUERY</w:t>
+      </w:r>
+      <w:r>
+        <w:rPr>
+          <w:rFonts w:ascii="맑은 고딕" w:hAnsi="맑은 고딕" w:eastAsia="맑은 고딕"/>
+          <w:b/>
+          <w:sz w:val="21"/>
+        </w:rPr>
+        <w:t xml:space="preserve">가 사라졌다.</w:t>
+      </w:r>
+      <w:r>
+        <w:rPr>
+          <w:rFonts w:ascii="맑은 고딕" w:hAnsi="맑은 고딕" w:eastAsia="맑은 고딕"/>
+          <w:sz w:val="21"/>
+        </w:rPr>
+        <w:t xml:space="preserve"> ①은 Primary에서 </w:t>
+      </w:r>
+      <w:r>
+        <w:rPr>
+          <w:rFonts w:ascii="맑은 고딕" w:hAnsi="맑은 고딕" w:eastAsia="맑은 고딕"/>
+          <w:b/>
+          <w:sz w:val="21"/>
+        </w:rPr>
+        <w:t xml:space="preserve">0행</w:t>
+      </w:r>
+      <w:r>
+        <w:rPr>
+          <w:rFonts w:ascii="맑은 고딕" w:hAnsi="맑은 고딕" w:eastAsia="맑은 고딕"/>
+          <w:sz w:val="21"/>
+        </w:rPr>
+        <w:t xml:space="preserve">이라 쓸 수 없고, ②·④는 Standby에 접속해야 볼 수 있는 값이라 "Primary에서"라는 조건에 맞지 않는다.</w:t>
       </w:r>
     </w:p>
     <w:sectPr>
+      <w:headerReference w:type="default" r:id="rId9"/>
+      <w:footerReference w:type="default" r:id="rId10"/>
       <w:pgSz w:w="12240" w:h="15840"/>
       <w:pgMar w:top="1440" w:right="1800" w:bottom="1440" w:left="1800" w:header="720" w:footer="720" w:gutter="0"/>
       <w:cols w:space="720"/>
@@ -1001,6 +1821,26 @@
     </w:sectPr>
   </w:body>
 </w:document>
+</file>
+
+<file path=word/footer1.xml><?xml version="1.0" encoding="utf-8"?>
+<w:ftr xmlns:m="http://schemas.openxmlformats.org/officeDocument/2006/math" xmlns:mc="http://schemas.openxmlformats.org/markup-compatibility/2006" xmlns:mo="http://schemas.microsoft.com/office/mac/office/2008/main" xmlns:mv="urn:schemas-microsoft-com:mac:vml" xmlns:o="urn:schemas-microsoft-com:office:office" xmlns:r="http://schemas.openxmlformats.org/officeDocument/2006/relationships" xmlns:v="urn:schemas-microsoft-com:vml" xmlns:w10="urn:schemas-microsoft-com:office:word" xmlns:w14="http://schemas.microsoft.com/office/word/2010/wordml" xmlns:w="http://schemas.openxmlformats.org/wordprocessingml/2006/main" xmlns:wne="http://schemas.microsoft.com/office/word/2006/wordml" xmlns:wp14="http://schemas.microsoft.com/office/word/2010/wordprocessingDrawing" xmlns:wp="http://schemas.openxmlformats.org/drawingml/2006/wordprocessingDrawing" xmlns:wpc="http://schemas.microsoft.com/office/word/2010/wordprocessingCanvas" xmlns:wpg="http://schemas.microsoft.com/office/word/2010/wordprocessingGroup" xmlns:wpi="http://schemas.microsoft.com/office/word/2010/wordprocessingInk" xmlns:wps="http://schemas.microsoft.com/office/word/2010/wordprocessingShape" mc:Ignorable="w14 wp14">
+  <w:p>
+    <w:pPr>
+      <w:pStyle w:val="Footer"/>
+    </w:pPr>
+  </w:p>
+</w:ftr>
+</file>
+
+<file path=word/header1.xml><?xml version="1.0" encoding="utf-8"?>
+<w:hdr xmlns:m="http://schemas.openxmlformats.org/officeDocument/2006/math" xmlns:mc="http://schemas.openxmlformats.org/markup-compatibility/2006" xmlns:mo="http://schemas.microsoft.com/office/mac/office/2008/main" xmlns:mv="urn:schemas-microsoft-com:mac:vml" xmlns:o="urn:schemas-microsoft-com:office:office" xmlns:r="http://schemas.openxmlformats.org/officeDocument/2006/relationships" xmlns:v="urn:schemas-microsoft-com:vml" xmlns:w10="urn:schemas-microsoft-com:office:word" xmlns:w14="http://schemas.microsoft.com/office/word/2010/wordml" xmlns:w="http://schemas.openxmlformats.org/wordprocessingml/2006/main" xmlns:wne="http://schemas.microsoft.com/office/word/2006/wordml" xmlns:wp14="http://schemas.microsoft.com/office/word/2010/wordprocessingDrawing" xmlns:wp="http://schemas.openxmlformats.org/drawingml/2006/wordprocessingDrawing" xmlns:wpc="http://schemas.microsoft.com/office/word/2010/wordprocessingCanvas" xmlns:wpg="http://schemas.microsoft.com/office/word/2010/wordprocessingGroup" xmlns:wpi="http://schemas.microsoft.com/office/word/2010/wordprocessingInk" xmlns:wps="http://schemas.microsoft.com/office/word/2010/wordprocessingShape" mc:Ignorable="w14 wp14">
+  <w:p>
+    <w:pPr>
+      <w:pStyle w:val="Header"/>
+    </w:pPr>
+  </w:p>
+</w:hdr>
 </file>
 
 <file path=word/numbering.xml><?xml version="1.0" encoding="utf-8"?>

--- a/ADG/09장/9장_실습문제_정답.docx
+++ b/ADG/09장/9장_실습문제_정답.docx
@@ -43,7 +43,35 @@
           <w:rFonts w:ascii="맑은 고딕" w:hAnsi="맑은 고딕" w:eastAsia="맑은 고딕"/>
           <w:sz w:val="21"/>
         </w:rPr>
-        <w:t>해설: `READ ONLY`는 조회 가능, `WITH APPLY`는 동시에 리두를 적용 중이라는 뜻이다. 이 꼬리표는 MRP0의 존재를 그대로 반영한다(7장).</w:t>
+        <w:t xml:space="preserve">해설: </w:t>
+      </w:r>
+      <w:r>
+        <w:rPr>
+          <w:rFonts w:ascii="Consolas" w:hAnsi="Consolas" w:eastAsia="맑은 고딕"/>
+          <w:sz w:val="21"/>
+        </w:rPr>
+        <w:t xml:space="preserve">READ ONLY</w:t>
+      </w:r>
+      <w:r>
+        <w:rPr>
+          <w:rFonts w:ascii="맑은 고딕" w:hAnsi="맑은 고딕" w:eastAsia="맑은 고딕"/>
+          <w:sz w:val="21"/>
+        </w:rPr>
+        <w:t xml:space="preserve">는 조회 가능, </w:t>
+      </w:r>
+      <w:r>
+        <w:rPr>
+          <w:rFonts w:ascii="Consolas" w:hAnsi="Consolas" w:eastAsia="맑은 고딕"/>
+          <w:sz w:val="21"/>
+        </w:rPr>
+        <w:t xml:space="preserve">WITH APPLY</w:t>
+      </w:r>
+      <w:r>
+        <w:rPr>
+          <w:rFonts w:ascii="맑은 고딕" w:hAnsi="맑은 고딕" w:eastAsia="맑은 고딕"/>
+          <w:sz w:val="21"/>
+        </w:rPr>
+        <w:t xml:space="preserve">는 동시에 리두를 적용 중이라는 뜻이다. 이 꼬리표는 MRP0의 존재를 그대로 반영한다(7장).</w:t>
       </w:r>
     </w:p>
     <w:p>
@@ -62,7 +90,63 @@
           <w:rFonts w:ascii="맑은 고딕" w:hAnsi="맑은 고딕" w:eastAsia="맑은 고딕"/>
           <w:sz w:val="21"/>
         </w:rPr>
-        <w:t>해설: 목적지 `STATUS`가 `VALID`일 때만 의미가 있다. `BAD PARAM`이면 실제로 적용 중이어도 `IDLE`로 나온다(7장).</w:t>
+        <w:t xml:space="preserve">해설: 목적지 </w:t>
+      </w:r>
+      <w:r>
+        <w:rPr>
+          <w:rFonts w:ascii="Consolas" w:hAnsi="Consolas" w:eastAsia="맑은 고딕"/>
+          <w:sz w:val="21"/>
+        </w:rPr>
+        <w:t xml:space="preserve">STATUS</w:t>
+      </w:r>
+      <w:r>
+        <w:rPr>
+          <w:rFonts w:ascii="맑은 고딕" w:hAnsi="맑은 고딕" w:eastAsia="맑은 고딕"/>
+          <w:sz w:val="21"/>
+        </w:rPr>
+        <w:t xml:space="preserve">가 </w:t>
+      </w:r>
+      <w:r>
+        <w:rPr>
+          <w:rFonts w:ascii="Consolas" w:hAnsi="Consolas" w:eastAsia="맑은 고딕"/>
+          <w:sz w:val="21"/>
+        </w:rPr>
+        <w:t xml:space="preserve">VALID</w:t>
+      </w:r>
+      <w:r>
+        <w:rPr>
+          <w:rFonts w:ascii="맑은 고딕" w:hAnsi="맑은 고딕" w:eastAsia="맑은 고딕"/>
+          <w:sz w:val="21"/>
+        </w:rPr>
+        <w:t xml:space="preserve">일 때만 의미가 있다. </w:t>
+      </w:r>
+      <w:r>
+        <w:rPr>
+          <w:rFonts w:ascii="Consolas" w:hAnsi="Consolas" w:eastAsia="맑은 고딕"/>
+          <w:sz w:val="21"/>
+        </w:rPr>
+        <w:t xml:space="preserve">BAD PARAM</w:t>
+      </w:r>
+      <w:r>
+        <w:rPr>
+          <w:rFonts w:ascii="맑은 고딕" w:hAnsi="맑은 고딕" w:eastAsia="맑은 고딕"/>
+          <w:sz w:val="21"/>
+        </w:rPr>
+        <w:t xml:space="preserve">이면 실제로 적용 중이어도 </w:t>
+      </w:r>
+      <w:r>
+        <w:rPr>
+          <w:rFonts w:ascii="Consolas" w:hAnsi="Consolas" w:eastAsia="맑은 고딕"/>
+          <w:sz w:val="21"/>
+        </w:rPr>
+        <w:t xml:space="preserve">IDLE</w:t>
+      </w:r>
+      <w:r>
+        <w:rPr>
+          <w:rFonts w:ascii="맑은 고딕" w:hAnsi="맑은 고딕" w:eastAsia="맑은 고딕"/>
+          <w:sz w:val="21"/>
+        </w:rPr>
+        <w:t xml:space="preserve">로 나온다(7장).</w:t>
       </w:r>
     </w:p>
     <w:p>
@@ -72,7 +156,7 @@
           <w:b/>
           <w:sz w:val="21"/>
         </w:rPr>
-        <w:t>[하-03] 정답: ① CDB_FEATURE_USAGE_STATISTICS</w:t>
+        <w:t>[하-03] 정답: ② CDB_FEATURE_USAGE_STATISTICS</w:t>
       </w:r>
     </w:p>
     <w:p>
@@ -81,7 +165,35 @@
           <w:rFonts w:ascii="맑은 고딕" w:hAnsi="맑은 고딕" w:eastAsia="맑은 고딕"/>
           <w:sz w:val="21"/>
         </w:rPr>
-        <w:t>해설: `DBA_` 뷰는 현재 컨테이너만 보여 주므로 CDB$ROOT에서 조회하면 아무것도 나오지 않는다. 실측에서 `no rows selected`였다.</w:t>
+        <w:t xml:space="preserve">해설: </w:t>
+      </w:r>
+      <w:r>
+        <w:rPr>
+          <w:rFonts w:ascii="Consolas" w:hAnsi="Consolas" w:eastAsia="맑은 고딕"/>
+          <w:sz w:val="21"/>
+        </w:rPr>
+        <w:t xml:space="preserve">DBA_</w:t>
+      </w:r>
+      <w:r>
+        <w:rPr>
+          <w:rFonts w:ascii="맑은 고딕" w:hAnsi="맑은 고딕" w:eastAsia="맑은 고딕"/>
+          <w:sz w:val="21"/>
+        </w:rPr>
+        <w:t xml:space="preserve"> 뷰는 현재 컨테이너만 보여 주므로 CDB$ROOT에서 조회하면 아무것도 나오지 않는다. 실측에서 </w:t>
+      </w:r>
+      <w:r>
+        <w:rPr>
+          <w:rFonts w:ascii="Consolas" w:hAnsi="Consolas" w:eastAsia="맑은 고딕"/>
+          <w:sz w:val="21"/>
+        </w:rPr>
+        <w:t xml:space="preserve">no rows selected</w:t>
+      </w:r>
+      <w:r>
+        <w:rPr>
+          <w:rFonts w:ascii="맑은 고딕" w:hAnsi="맑은 고딕" w:eastAsia="맑은 고딕"/>
+          <w:sz w:val="21"/>
+        </w:rPr>
+        <w:t xml:space="preserve">였다.</w:t>
       </w:r>
     </w:p>
     <w:p>
@@ -91,7 +203,7 @@
           <w:b/>
           <w:sz w:val="21"/>
         </w:rPr>
-        <w:t>[하-04] 정답: ① 3</w:t>
+        <w:t>[하-04] 정답: ④ 3</w:t>
       </w:r>
     </w:p>
     <w:p>
@@ -110,7 +222,7 @@
           <w:b/>
           <w:sz w:val="21"/>
         </w:rPr>
-        <w:t>[하-05] 정답: ① 필요 없다</w:t>
+        <w:t>[하-05] 정답: ③ 필요 없다</w:t>
       </w:r>
     </w:p>
     <w:p>
@@ -119,7 +231,21 @@
           <w:rFonts w:ascii="맑은 고딕" w:hAnsi="맑은 고딕" w:eastAsia="맑은 고딕"/>
           <w:sz w:val="21"/>
         </w:rPr>
-        <w:t>해설: 리두는 적용되지만 조회할 수 없기 때문이다. `READ ONLY`로 여는 순간, 그리고 그 상태에서 적용을 계속하는 순간 ADG의 영역이 된다.</w:t>
+        <w:t xml:space="preserve">해설: 리두는 적용되지만 조회할 수 없기 때문이다. </w:t>
+      </w:r>
+      <w:r>
+        <w:rPr>
+          <w:rFonts w:ascii="Consolas" w:hAnsi="Consolas" w:eastAsia="맑은 고딕"/>
+          <w:sz w:val="21"/>
+        </w:rPr>
+        <w:t xml:space="preserve">READ ONLY</w:t>
+      </w:r>
+      <w:r>
+        <w:rPr>
+          <w:rFonts w:ascii="맑은 고딕" w:hAnsi="맑은 고딕" w:eastAsia="맑은 고딕"/>
+          <w:sz w:val="21"/>
+        </w:rPr>
+        <w:t xml:space="preserve">로 여는 순간, 그리고 그 상태에서 적용을 계속하는 순간 ADG의 영역이 된다.</w:t>
       </w:r>
     </w:p>
     <w:p>
@@ -129,7 +255,7 @@
           <w:b/>
           <w:sz w:val="21"/>
         </w:rPr>
-        <w:t>[하-06] 정답: ① 보이지 않는다</w:t>
+        <w:t>[하-06] 정답: ② 보이지 않는다</w:t>
       </w:r>
     </w:p>
     <w:p>
@@ -148,7 +274,7 @@
           <w:b/>
           <w:sz w:val="21"/>
         </w:rPr>
-        <w:t>[하-07] 정답: ① 암묵적으로 커밋한다</w:t>
+        <w:t>[하-07] 정답: ② 암묵적으로 커밋한다</w:t>
       </w:r>
     </w:p>
     <w:p>
@@ -167,7 +293,7 @@
           <w:b/>
           <w:sz w:val="21"/>
         </w:rPr>
-        <w:t>[하-08] 정답: ① ORA-16000</w:t>
+        <w:t>[하-08] 정답: ④ ORA-16000</w:t>
       </w:r>
     </w:p>
     <w:p>
@@ -176,7 +302,35 @@
           <w:rFonts w:ascii="맑은 고딕" w:hAnsi="맑은 고딕" w:eastAsia="맑은 고딕"/>
           <w:sz w:val="21"/>
         </w:rPr>
-        <w:t>해설: `database or pluggable database open for read-only access`. `UPDATE`와 DDL도 같은 오류다. 8장에서 테이블스페이스를 만들려다 만난 것과 같다.</w:t>
+        <w:t xml:space="preserve">해설: </w:t>
+      </w:r>
+      <w:r>
+        <w:rPr>
+          <w:rFonts w:ascii="Consolas" w:hAnsi="Consolas" w:eastAsia="맑은 고딕"/>
+          <w:sz w:val="21"/>
+        </w:rPr>
+        <w:t xml:space="preserve">database or pluggable database open for read-only access</w:t>
+      </w:r>
+      <w:r>
+        <w:rPr>
+          <w:rFonts w:ascii="맑은 고딕" w:hAnsi="맑은 고딕" w:eastAsia="맑은 고딕"/>
+          <w:sz w:val="21"/>
+        </w:rPr>
+        <w:t xml:space="preserve">. </w:t>
+      </w:r>
+      <w:r>
+        <w:rPr>
+          <w:rFonts w:ascii="Consolas" w:hAnsi="Consolas" w:eastAsia="맑은 고딕"/>
+          <w:sz w:val="21"/>
+        </w:rPr>
+        <w:t xml:space="preserve">UPDATE</w:t>
+      </w:r>
+      <w:r>
+        <w:rPr>
+          <w:rFonts w:ascii="맑은 고딕" w:hAnsi="맑은 고딕" w:eastAsia="맑은 고딕"/>
+          <w:sz w:val="21"/>
+        </w:rPr>
+        <w:t xml:space="preserve">와 DDL도 같은 오류다. 8장에서 테이블스페이스를 만들려다 만난 것과 같다.</w:t>
       </w:r>
     </w:p>
     <w:p>
@@ -186,7 +340,7 @@
           <w:b/>
           <w:sz w:val="21"/>
         </w:rPr>
-        <w:t>[하-09] 정답: ① 된다. 임시 테이블스페이스를 쓴다</w:t>
+        <w:t>[하-09] 정답: ④ 된다. 임시 테이블스페이스를 쓴다</w:t>
       </w:r>
     </w:p>
     <w:p>
@@ -195,7 +349,21 @@
           <w:rFonts w:ascii="맑은 고딕" w:hAnsi="맑은 고딕" w:eastAsia="맑은 고딕"/>
           <w:sz w:val="21"/>
         </w:rPr>
-        <w:t>해설: 실측에서 7만 행 정렬이 성공했고 `V$TEMP_SPACE_HEADER`에 TEMP 3MB씩 사용이 기록됐다. 보고서 조회를 Standby로 옮기는 근거다.</w:t>
+        <w:t xml:space="preserve">해설: 실측에서 7만 행 정렬이 성공했고 </w:t>
+      </w:r>
+      <w:r>
+        <w:rPr>
+          <w:rFonts w:ascii="Consolas" w:hAnsi="Consolas" w:eastAsia="맑은 고딕"/>
+          <w:sz w:val="21"/>
+        </w:rPr>
+        <w:t xml:space="preserve">V$TEMP_SPACE_HEADER</w:t>
+      </w:r>
+      <w:r>
+        <w:rPr>
+          <w:rFonts w:ascii="맑은 고딕" w:hAnsi="맑은 고딕" w:eastAsia="맑은 고딕"/>
+          <w:sz w:val="21"/>
+        </w:rPr>
+        <w:t xml:space="preserve">에 TEMP 3MB씩 사용이 기록됐다. 보고서 조회를 Standby로 옮기는 근거다.</w:t>
       </w:r>
     </w:p>
     <w:p>
@@ -205,7 +373,7 @@
           <w:b/>
           <w:sz w:val="21"/>
         </w:rPr>
-        <w:t>[하-10] 정답: ① 된다</w:t>
+        <w:t>[하-10] 정답: ④ 된다</w:t>
       </w:r>
     </w:p>
     <w:p>
@@ -214,7 +382,35 @@
           <w:rFonts w:ascii="맑은 고딕" w:hAnsi="맑은 고딕" w:eastAsia="맑은 고딕"/>
           <w:sz w:val="21"/>
         </w:rPr>
-        <w:t>해설: GTT의 데이터는 임시 테이블스페이스에 있고 영구 데이터 파일을 건드리지 않기 때문이다. 실측에서 `TEMP_UNDO_ENABLED`가 `FALSE`인데도 동작했다.</w:t>
+        <w:t xml:space="preserve">해설: GTT의 데이터는 임시 테이블스페이스에 있고 영구 데이터 파일을 건드리지 않기 때문이다. 실측에서 </w:t>
+      </w:r>
+      <w:r>
+        <w:rPr>
+          <w:rFonts w:ascii="Consolas" w:hAnsi="Consolas" w:eastAsia="맑은 고딕"/>
+          <w:sz w:val="21"/>
+        </w:rPr>
+        <w:t xml:space="preserve">TEMP_UNDO_ENABLED</w:t>
+      </w:r>
+      <w:r>
+        <w:rPr>
+          <w:rFonts w:ascii="맑은 고딕" w:hAnsi="맑은 고딕" w:eastAsia="맑은 고딕"/>
+          <w:sz w:val="21"/>
+        </w:rPr>
+        <w:t xml:space="preserve">가 </w:t>
+      </w:r>
+      <w:r>
+        <w:rPr>
+          <w:rFonts w:ascii="Consolas" w:hAnsi="Consolas" w:eastAsia="맑은 고딕"/>
+          <w:sz w:val="21"/>
+        </w:rPr>
+        <w:t xml:space="preserve">FALSE</w:t>
+      </w:r>
+      <w:r>
+        <w:rPr>
+          <w:rFonts w:ascii="맑은 고딕" w:hAnsi="맑은 고딕" w:eastAsia="맑은 고딕"/>
+          <w:sz w:val="21"/>
+        </w:rPr>
+        <w:t xml:space="preserve">인데도 동작했다.</w:t>
       </w:r>
     </w:p>
     <w:p>
@@ -224,7 +420,7 @@
           <w:b/>
           <w:sz w:val="21"/>
         </w:rPr>
-        <w:t>[하-11] 정답: ① 21</w:t>
+        <w:t>[하-11] 정답: ② 21</w:t>
       </w:r>
     </w:p>
     <w:p>
@@ -243,7 +439,7 @@
           <w:b/>
           <w:sz w:val="21"/>
         </w:rPr>
-        <w:t>[하-12] 정답: ① ALTER SESSION ENABLE ADG_REDIRECT_DML</w:t>
+        <w:t>[하-12] 정답: ④ ALTER SESSION ENABLE ADG_REDIRECT_DML</w:t>
       </w:r>
     </w:p>
     <w:p>
@@ -271,7 +467,35 @@
           <w:rFonts w:ascii="맑은 고딕" w:hAnsi="맑은 고딕" w:eastAsia="맑은 고딕"/>
           <w:sz w:val="21"/>
         </w:rPr>
-        <w:t>해설: 세션 수준으로 켠 것은 `SHOW PARAMETER`에 나타나지 않는다. `ALTER SESSION`은 그 세션에만 적용되기 때문이다.</w:t>
+        <w:t xml:space="preserve">해설: 세션 수준으로 켠 것은 </w:t>
+      </w:r>
+      <w:r>
+        <w:rPr>
+          <w:rFonts w:ascii="Consolas" w:hAnsi="Consolas" w:eastAsia="맑은 고딕"/>
+          <w:sz w:val="21"/>
+        </w:rPr>
+        <w:t xml:space="preserve">SHOW PARAMETER</w:t>
+      </w:r>
+      <w:r>
+        <w:rPr>
+          <w:rFonts w:ascii="맑은 고딕" w:hAnsi="맑은 고딕" w:eastAsia="맑은 고딕"/>
+          <w:sz w:val="21"/>
+        </w:rPr>
+        <w:t xml:space="preserve">에 나타나지 않는다. </w:t>
+      </w:r>
+      <w:r>
+        <w:rPr>
+          <w:rFonts w:ascii="Consolas" w:hAnsi="Consolas" w:eastAsia="맑은 고딕"/>
+          <w:sz w:val="21"/>
+        </w:rPr>
+        <w:t xml:space="preserve">ALTER SESSION</w:t>
+      </w:r>
+      <w:r>
+        <w:rPr>
+          <w:rFonts w:ascii="맑은 고딕" w:hAnsi="맑은 고딕" w:eastAsia="맑은 고딕"/>
+          <w:sz w:val="21"/>
+        </w:rPr>
+        <w:t xml:space="preserve">은 그 세션에만 적용되기 때문이다.</w:t>
       </w:r>
     </w:p>
     <w:p>
@@ -281,7 +505,7 @@
           <w:b/>
           <w:sz w:val="21"/>
         </w:rPr>
-        <w:t>[하-14] 정답: ① ORA-16397</w:t>
+        <w:t>[하-14] 정답: ③ ORA-16397</w:t>
       </w:r>
     </w:p>
     <w:p>
@@ -290,7 +514,21 @@
           <w:rFonts w:ascii="맑은 고딕" w:hAnsi="맑은 고딕" w:eastAsia="맑은 고딕"/>
           <w:sz w:val="21"/>
         </w:rPr>
-        <w:t>해설: `statement redirection from Oracle Active Data Guard standby database to primary database failed`. 세션 설정은 성공하고 실행이 실패한다.</w:t>
+        <w:t xml:space="preserve">해설: </w:t>
+      </w:r>
+      <w:r>
+        <w:rPr>
+          <w:rFonts w:ascii="Consolas" w:hAnsi="Consolas" w:eastAsia="맑은 고딕"/>
+          <w:sz w:val="21"/>
+        </w:rPr>
+        <w:t xml:space="preserve">statement redirection from Oracle Active Data Guard standby database to primary database failed</w:t>
+      </w:r>
+      <w:r>
+        <w:rPr>
+          <w:rFonts w:ascii="맑은 고딕" w:hAnsi="맑은 고딕" w:eastAsia="맑은 고딕"/>
+          <w:sz w:val="21"/>
+        </w:rPr>
+        <w:t xml:space="preserve">. 세션 설정은 성공하고 실행이 실패한다.</w:t>
       </w:r>
     </w:p>
     <w:p>
@@ -300,7 +538,7 @@
           <w:b/>
           <w:sz w:val="21"/>
         </w:rPr>
-        <w:t>[하-15] 정답: ① ORA-16000</w:t>
+        <w:t>[하-15] 정답: ② ORA-16000</w:t>
       </w:r>
     </w:p>
     <w:p>
@@ -309,7 +547,22 @@
           <w:rFonts w:ascii="맑은 고딕" w:hAnsi="맑은 고딕" w:eastAsia="맑은 고딕"/>
           <w:sz w:val="21"/>
         </w:rPr>
-        <w:t>해설: ORA-16397이 아니라는 점이 중요하다. DDL은 리다이렉션 대상이 아니므로 **아예 시도되지 않았다**는 뜻이다.</w:t>
+        <w:t xml:space="preserve">해설: ORA-16397이 아니라는 점이 중요하다. DDL은 리다이렉션 대상이 아니므로 </w:t>
+      </w:r>
+      <w:r>
+        <w:rPr>
+          <w:rFonts w:ascii="맑은 고딕" w:hAnsi="맑은 고딕" w:eastAsia="맑은 고딕"/>
+          <w:b/>
+          <w:sz w:val="21"/>
+        </w:rPr>
+        <w:t xml:space="preserve">아예 시도되지 않았다</w:t>
+      </w:r>
+      <w:r>
+        <w:rPr>
+          <w:rFonts w:ascii="맑은 고딕" w:hAnsi="맑은 고딕" w:eastAsia="맑은 고딕"/>
+          <w:sz w:val="21"/>
+        </w:rPr>
+        <w:t xml:space="preserve">는 뜻이다.</w:t>
       </w:r>
     </w:p>
     <w:p>
@@ -319,7 +572,7 @@
           <w:b/>
           <w:sz w:val="21"/>
         </w:rPr>
-        <w:t>[하-16] 정답: ① STANDBY_MAX_DATA_DELAY</w:t>
+        <w:t>[하-16] 정답: ② STANDBY_MAX_DATA_DELAY</w:t>
       </w:r>
     </w:p>
     <w:p>
@@ -328,7 +581,21 @@
           <w:rFonts w:ascii="맑은 고딕" w:hAnsi="맑은 고딕" w:eastAsia="맑은 고딕"/>
           <w:sz w:val="21"/>
         </w:rPr>
-        <w:t>해설: 단위는 초다. `NONE`이면 제한이 없다. 세션 수준으로 설정한다.</w:t>
+        <w:t xml:space="preserve">해설: 단위는 초다. </w:t>
+      </w:r>
+      <w:r>
+        <w:rPr>
+          <w:rFonts w:ascii="Consolas" w:hAnsi="Consolas" w:eastAsia="맑은 고딕"/>
+          <w:sz w:val="21"/>
+        </w:rPr>
+        <w:t xml:space="preserve">NONE</w:t>
+      </w:r>
+      <w:r>
+        <w:rPr>
+          <w:rFonts w:ascii="맑은 고딕" w:hAnsi="맑은 고딕" w:eastAsia="맑은 고딕"/>
+          <w:sz w:val="21"/>
+        </w:rPr>
+        <w:t xml:space="preserve">이면 제한이 없다. 세션 수준으로 설정한다.</w:t>
       </w:r>
     </w:p>
     <w:p>
@@ -338,7 +605,7 @@
           <w:b/>
           <w:sz w:val="21"/>
         </w:rPr>
-        <w:t>[하-17] 정답: ① ORA-03172</w:t>
+        <w:t>[하-17] 정답: ③ ORA-03172</w:t>
       </w:r>
     </w:p>
     <w:p>
@@ -347,7 +614,21 @@
           <w:rFonts w:ascii="맑은 고딕" w:hAnsi="맑은 고딕" w:eastAsia="맑은 고딕"/>
           <w:sz w:val="21"/>
         </w:rPr>
-        <w:t>해설: 실측 메시지는 `STANDBY_MAX_DATA_DELAY of 1 seconds exceeded`처럼 설정값을 그대로 포함한다.</w:t>
+        <w:t xml:space="preserve">해설: 실측 메시지는 </w:t>
+      </w:r>
+      <w:r>
+        <w:rPr>
+          <w:rFonts w:ascii="Consolas" w:hAnsi="Consolas" w:eastAsia="맑은 고딕"/>
+          <w:sz w:val="21"/>
+        </w:rPr>
+        <w:t xml:space="preserve">STANDBY_MAX_DATA_DELAY of 1 seconds exceeded</w:t>
+      </w:r>
+      <w:r>
+        <w:rPr>
+          <w:rFonts w:ascii="맑은 고딕" w:hAnsi="맑은 고딕" w:eastAsia="맑은 고딕"/>
+          <w:sz w:val="21"/>
+        </w:rPr>
+        <w:t xml:space="preserve">처럼 설정값을 그대로 포함한다.</w:t>
       </w:r>
     </w:p>
     <w:p>
@@ -366,7 +647,21 @@
           <w:rFonts w:ascii="맑은 고딕" w:hAnsi="맑은 고딕" w:eastAsia="맑은 고딕"/>
           <w:sz w:val="21"/>
         </w:rPr>
-        <w:t>해설: `Standby may not be synced with primary`. 실습 환경이 MAXIMUM PERFORMANCE(ASYNC)이기 때문이며, 적용이 정상으로 돌고 있어도 실패한다.</w:t>
+        <w:t xml:space="preserve">해설: </w:t>
+      </w:r>
+      <w:r>
+        <w:rPr>
+          <w:rFonts w:ascii="Consolas" w:hAnsi="Consolas" w:eastAsia="맑은 고딕"/>
+          <w:sz w:val="21"/>
+        </w:rPr>
+        <w:t xml:space="preserve">Standby may not be synced with primary</w:t>
+      </w:r>
+      <w:r>
+        <w:rPr>
+          <w:rFonts w:ascii="맑은 고딕" w:hAnsi="맑은 고딕" w:eastAsia="맑은 고딕"/>
+          <w:sz w:val="21"/>
+        </w:rPr>
+        <w:t xml:space="preserve">. 실습 환경이 MAXIMUM PERFORMANCE(ASYNC)이기 때문이며, 적용이 정상으로 돌고 있어도 실패한다.</w:t>
       </w:r>
     </w:p>
     <w:p>
@@ -376,7 +671,7 @@
           <w:b/>
           <w:sz w:val="21"/>
         </w:rPr>
-        <w:t>[하-19] 정답: ① V$STANDBY_EVENT_HISTOGRAM</w:t>
+        <w:t>[하-19] 정답: ④ V$STANDBY_EVENT_HISTOGRAM</w:t>
       </w:r>
     </w:p>
     <w:p>
@@ -385,7 +680,21 @@
           <w:rFonts w:ascii="맑은 고딕" w:hAnsi="맑은 고딕" w:eastAsia="맑은 고딕"/>
           <w:sz w:val="21"/>
         </w:rPr>
-        <w:t>해설: 인스턴스 기동 이후 누적된다. 현재 값만 보는 `V$DATAGUARD_STATS`로는 알 수 없는 과거 추세를 준다.</w:t>
+        <w:t xml:space="preserve">해설: 인스턴스 기동 이후 누적된다. 현재 값만 보는 </w:t>
+      </w:r>
+      <w:r>
+        <w:rPr>
+          <w:rFonts w:ascii="Consolas" w:hAnsi="Consolas" w:eastAsia="맑은 고딕"/>
+          <w:sz w:val="21"/>
+        </w:rPr>
+        <w:t xml:space="preserve">V$DATAGUARD_STATS</w:t>
+      </w:r>
+      <w:r>
+        <w:rPr>
+          <w:rFonts w:ascii="맑은 고딕" w:hAnsi="맑은 고딕" w:eastAsia="맑은 고딕"/>
+          <w:sz w:val="21"/>
+        </w:rPr>
+        <w:t xml:space="preserve">로는 알 수 없는 과거 추세를 준다.</w:t>
       </w:r>
     </w:p>
     <w:p>
@@ -395,7 +704,7 @@
           <w:b/>
           <w:sz w:val="21"/>
         </w:rPr>
-        <w:t>[하-20] 정답: ① ORA-13516</w:t>
+        <w:t>[하-20] 정답: ② ORA-13516</w:t>
       </w:r>
     </w:p>
     <w:p>
@@ -404,7 +713,21 @@
           <w:rFonts w:ascii="맑은 고딕" w:hAnsi="맑은 고딕" w:eastAsia="맑은 고딕"/>
           <w:sz w:val="21"/>
         </w:rPr>
-        <w:t>해설: `AWR Operation failed: database not open readwrite`. 전용 오류 번호가 있으며 메시지도 직접적이다.</w:t>
+        <w:t xml:space="preserve">해설: </w:t>
+      </w:r>
+      <w:r>
+        <w:rPr>
+          <w:rFonts w:ascii="Consolas" w:hAnsi="Consolas" w:eastAsia="맑은 고딕"/>
+          <w:sz w:val="21"/>
+        </w:rPr>
+        <w:t xml:space="preserve">AWR Operation failed: database not open readwrite</w:t>
+      </w:r>
+      <w:r>
+        <w:rPr>
+          <w:rFonts w:ascii="맑은 고딕" w:hAnsi="맑은 고딕" w:eastAsia="맑은 고딕"/>
+          <w:sz w:val="21"/>
+        </w:rPr>
+        <w:t xml:space="preserve">. 전용 오류 번호가 있으며 메시지도 직접적이다.</w:t>
       </w:r>
     </w:p>
     <w:p>
@@ -422,7 +745,7 @@
           <w:b/>
           <w:sz w:val="21"/>
         </w:rPr>
-        <w:t>[중-01] 정답: ① 통계 수집이 주기적이고 Standby에서는 갱신이 제한적이기 때문</w:t>
+        <w:t>[중-01] 정답: ③ 통계 수집이 주기적이고 Standby에서는 갱신이 제한적이기 때문</w:t>
       </w:r>
     </w:p>
     <w:p>
@@ -431,7 +754,35 @@
           <w:rFonts w:ascii="맑은 고딕" w:hAnsi="맑은 고딕" w:eastAsia="맑은 고딕"/>
           <w:sz w:val="21"/>
         </w:rPr>
-        <w:t>해설: 실측에서 ADG로 조회하고 있는 중에도 `DETECTED_USAGES`가 0이었다. 라이선스 판단은 `OPEN_MODE`로 하는 편이 정확하다.</w:t>
+        <w:t xml:space="preserve">해설: 실측에서 ADG로 조회하고 있는 중에도 </w:t>
+      </w:r>
+      <w:r>
+        <w:rPr>
+          <w:rFonts w:ascii="Consolas" w:hAnsi="Consolas" w:eastAsia="맑은 고딕"/>
+          <w:sz w:val="21"/>
+        </w:rPr>
+        <w:t xml:space="preserve">DETECTED_USAGES</w:t>
+      </w:r>
+      <w:r>
+        <w:rPr>
+          <w:rFonts w:ascii="맑은 고딕" w:hAnsi="맑은 고딕" w:eastAsia="맑은 고딕"/>
+          <w:sz w:val="21"/>
+        </w:rPr>
+        <w:t xml:space="preserve">가 0이었다. 라이선스 판단은 </w:t>
+      </w:r>
+      <w:r>
+        <w:rPr>
+          <w:rFonts w:ascii="Consolas" w:hAnsi="Consolas" w:eastAsia="맑은 고딕"/>
+          <w:sz w:val="21"/>
+        </w:rPr>
+        <w:t xml:space="preserve">OPEN_MODE</w:t>
+      </w:r>
+      <w:r>
+        <w:rPr>
+          <w:rFonts w:ascii="맑은 고딕" w:hAnsi="맑은 고딕" w:eastAsia="맑은 고딕"/>
+          <w:sz w:val="21"/>
+        </w:rPr>
+        <w:t xml:space="preserve">로 하는 편이 정확하다.</w:t>
       </w:r>
     </w:p>
     <w:p>
@@ -441,7 +792,31 @@
           <w:b/>
           <w:sz w:val="21"/>
         </w:rPr>
-        <w:t>[중-02] 정답: ① `SYS_CONTEXT('userenv','db_unique_name')`과 `database_role`</w:t>
+        <w:t xml:space="preserve">[중-02] 정답: ① </w:t>
+      </w:r>
+      <w:r>
+        <w:rPr>
+          <w:rFonts w:ascii="Consolas" w:hAnsi="Consolas" w:eastAsia="맑은 고딕"/>
+          <w:b/>
+          <w:sz w:val="21"/>
+        </w:rPr>
+        <w:t xml:space="preserve">SYS_CONTEXT('userenv','db_unique_name')</w:t>
+      </w:r>
+      <w:r>
+        <w:rPr>
+          <w:rFonts w:ascii="맑은 고딕" w:hAnsi="맑은 고딕" w:eastAsia="맑은 고딕"/>
+          <w:b/>
+          <w:sz w:val="21"/>
+        </w:rPr>
+        <w:t xml:space="preserve">과 </w:t>
+      </w:r>
+      <w:r>
+        <w:rPr>
+          <w:rFonts w:ascii="Consolas" w:hAnsi="Consolas" w:eastAsia="맑은 고딕"/>
+          <w:b/>
+          <w:sz w:val="21"/>
+        </w:rPr>
+        <w:t xml:space="preserve">database_role</w:t>
       </w:r>
     </w:p>
     <w:p>
@@ -450,7 +825,35 @@
           <w:rFonts w:ascii="맑은 고딕" w:hAnsi="맑은 고딕" w:eastAsia="맑은 고딕"/>
           <w:sz w:val="21"/>
         </w:rPr>
-        <w:t>해설: 실측에서 `boston` / `PHYSICAL STANDBY`가 나왔다. 접속 문자열만 믿지 말고 세션 스스로 확인하게 하는 편이 안전하다.</w:t>
+        <w:t xml:space="preserve">해설: 실측에서 </w:t>
+      </w:r>
+      <w:r>
+        <w:rPr>
+          <w:rFonts w:ascii="Consolas" w:hAnsi="Consolas" w:eastAsia="맑은 고딕"/>
+          <w:sz w:val="21"/>
+        </w:rPr>
+        <w:t xml:space="preserve">boston</w:t>
+      </w:r>
+      <w:r>
+        <w:rPr>
+          <w:rFonts w:ascii="맑은 고딕" w:hAnsi="맑은 고딕" w:eastAsia="맑은 고딕"/>
+          <w:sz w:val="21"/>
+        </w:rPr>
+        <w:t xml:space="preserve"> / </w:t>
+      </w:r>
+      <w:r>
+        <w:rPr>
+          <w:rFonts w:ascii="Consolas" w:hAnsi="Consolas" w:eastAsia="맑은 고딕"/>
+          <w:sz w:val="21"/>
+        </w:rPr>
+        <w:t xml:space="preserve">PHYSICAL STANDBY</w:t>
+      </w:r>
+      <w:r>
+        <w:rPr>
+          <w:rFonts w:ascii="맑은 고딕" w:hAnsi="맑은 고딕" w:eastAsia="맑은 고딕"/>
+          <w:sz w:val="21"/>
+        </w:rPr>
+        <w:t xml:space="preserve">가 나왔다. 접속 문자열만 믿지 말고 세션 스스로 확인하게 하는 편이 안전하다.</w:t>
       </w:r>
     </w:p>
     <w:p>
@@ -460,7 +863,7 @@
           <w:b/>
           <w:sz w:val="21"/>
         </w:rPr>
-        <w:t>[중-03] 정답: ① database_role</w:t>
+        <w:t>[중-03] 정답: ④ database_role</w:t>
       </w:r>
     </w:p>
     <w:p>
@@ -488,7 +891,35 @@
           <w:rFonts w:ascii="맑은 고딕" w:hAnsi="맑은 고딕" w:eastAsia="맑은 고딕"/>
           <w:sz w:val="21"/>
         </w:rPr>
-        <w:t>해설: 실측에서 양쪽 리스너에 `chicago_pdb1` 서비스가 `status READY`로 등록되어 있었다. PDB를 닫으면 서비스가 사라져 접속할 수 없다.</w:t>
+        <w:t xml:space="preserve">해설: 실측에서 양쪽 리스너에 </w:t>
+      </w:r>
+      <w:r>
+        <w:rPr>
+          <w:rFonts w:ascii="Consolas" w:hAnsi="Consolas" w:eastAsia="맑은 고딕"/>
+          <w:sz w:val="21"/>
+        </w:rPr>
+        <w:t xml:space="preserve">chicago_pdb1</w:t>
+      </w:r>
+      <w:r>
+        <w:rPr>
+          <w:rFonts w:ascii="맑은 고딕" w:hAnsi="맑은 고딕" w:eastAsia="맑은 고딕"/>
+          <w:sz w:val="21"/>
+        </w:rPr>
+        <w:t xml:space="preserve"> 서비스가 </w:t>
+      </w:r>
+      <w:r>
+        <w:rPr>
+          <w:rFonts w:ascii="Consolas" w:hAnsi="Consolas" w:eastAsia="맑은 고딕"/>
+          <w:sz w:val="21"/>
+        </w:rPr>
+        <w:t xml:space="preserve">status READY</w:t>
+      </w:r>
+      <w:r>
+        <w:rPr>
+          <w:rFonts w:ascii="맑은 고딕" w:hAnsi="맑은 고딕" w:eastAsia="맑은 고딕"/>
+          <w:sz w:val="21"/>
+        </w:rPr>
+        <w:t xml:space="preserve">로 등록되어 있었다. PDB를 닫으면 서비스가 사라져 접속할 수 없다.</w:t>
       </w:r>
     </w:p>
     <w:p>
@@ -498,7 +929,7 @@
           <w:b/>
           <w:sz w:val="21"/>
         </w:rPr>
-        <w:t>[중-05] 정답: ① 리두와 함께 UNDO도 적용되어 읽기 일관성이 유지되기 때문</w:t>
+        <w:t>[중-05] 정답: ④ 리두와 함께 UNDO도 적용되어 읽기 일관성이 유지되기 때문</w:t>
       </w:r>
     </w:p>
     <w:p>
@@ -526,7 +957,21 @@
           <w:rFonts w:ascii="맑은 고딕" w:hAnsi="맑은 고딕" w:eastAsia="맑은 고딕"/>
           <w:sz w:val="21"/>
         </w:rPr>
-        <w:t>해설: 실측에서 `DBMS_SESSION.SLEEP(40)`으로 세션을 붙잡아 두었다. 세션이 끝나면 커밋되거나 롤백되어 시험이 성립하지 않는다.</w:t>
+        <w:t xml:space="preserve">해설: 실측에서 </w:t>
+      </w:r>
+      <w:r>
+        <w:rPr>
+          <w:rFonts w:ascii="Consolas" w:hAnsi="Consolas" w:eastAsia="맑은 고딕"/>
+          <w:sz w:val="21"/>
+        </w:rPr>
+        <w:t xml:space="preserve">DBMS_SESSION.SLEEP(40)</w:t>
+      </w:r>
+      <w:r>
+        <w:rPr>
+          <w:rFonts w:ascii="맑은 고딕" w:hAnsi="맑은 고딕" w:eastAsia="맑은 고딕"/>
+          <w:sz w:val="21"/>
+        </w:rPr>
+        <w:t xml:space="preserve">으로 세션을 붙잡아 두었다. 세션이 끝나면 커밋되거나 롤백되어 시험이 성립하지 않는다.</w:t>
       </w:r>
     </w:p>
     <w:p>
@@ -536,7 +981,7 @@
           <w:b/>
           <w:sz w:val="21"/>
         </w:rPr>
-        <w:t>[중-07] 정답: ① PLAN_TABLE이 전역 임시 테이블이기 때문</w:t>
+        <w:t>[중-07] 정답: ② PLAN_TABLE이 전역 임시 테이블이기 때문</w:t>
       </w:r>
     </w:p>
     <w:p>
@@ -545,7 +990,21 @@
           <w:rFonts w:ascii="맑은 고딕" w:hAnsi="맑은 고딕" w:eastAsia="맑은 고딕"/>
           <w:sz w:val="21"/>
         </w:rPr>
-        <w:t>해설: 실행 계획을 쓰는 것도 일종의 INSERT인데 통과했다. 실측에서 `plan_table`에 33행이 들어갔다.</w:t>
+        <w:t xml:space="preserve">해설: 실행 계획을 쓰는 것도 일종의 INSERT인데 통과했다. 실측에서 </w:t>
+      </w:r>
+      <w:r>
+        <w:rPr>
+          <w:rFonts w:ascii="Consolas" w:hAnsi="Consolas" w:eastAsia="맑은 고딕"/>
+          <w:sz w:val="21"/>
+        </w:rPr>
+        <w:t xml:space="preserve">plan_table</w:t>
+      </w:r>
+      <w:r>
+        <w:rPr>
+          <w:rFonts w:ascii="맑은 고딕" w:hAnsi="맑은 고딕" w:eastAsia="맑은 고딕"/>
+          <w:sz w:val="21"/>
+        </w:rPr>
+        <w:t xml:space="preserve">에 33행이 들어갔다.</w:t>
       </w:r>
     </w:p>
     <w:p>
@@ -564,7 +1023,35 @@
           <w:rFonts w:ascii="맑은 고딕" w:hAnsi="맑은 고딕" w:eastAsia="맑은 고딕"/>
           <w:sz w:val="21"/>
         </w:rPr>
-        <w:t>해설: `TEMP_UNDO_ENABLED`는 임시 UNDO를 별도 관리할지를 정하는 파라미터이며 ADG에서 GTT를 쓰기 위한 필수 조건이 아니다. 실측에서 `FALSE`였다.</w:t>
+        <w:t xml:space="preserve">해설: </w:t>
+      </w:r>
+      <w:r>
+        <w:rPr>
+          <w:rFonts w:ascii="Consolas" w:hAnsi="Consolas" w:eastAsia="맑은 고딕"/>
+          <w:sz w:val="21"/>
+        </w:rPr>
+        <w:t xml:space="preserve">TEMP_UNDO_ENABLED</w:t>
+      </w:r>
+      <w:r>
+        <w:rPr>
+          <w:rFonts w:ascii="맑은 고딕" w:hAnsi="맑은 고딕" w:eastAsia="맑은 고딕"/>
+          <w:sz w:val="21"/>
+        </w:rPr>
+        <w:t xml:space="preserve">는 임시 UNDO를 별도 관리할지를 정하는 파라미터이며 ADG에서 GTT를 쓰기 위한 필수 조건이 아니다. 실측에서 </w:t>
+      </w:r>
+      <w:r>
+        <w:rPr>
+          <w:rFonts w:ascii="Consolas" w:hAnsi="Consolas" w:eastAsia="맑은 고딕"/>
+          <w:sz w:val="21"/>
+        </w:rPr>
+        <w:t xml:space="preserve">FALSE</w:t>
+      </w:r>
+      <w:r>
+        <w:rPr>
+          <w:rFonts w:ascii="맑은 고딕" w:hAnsi="맑은 고딕" w:eastAsia="맑은 고딕"/>
+          <w:sz w:val="21"/>
+        </w:rPr>
+        <w:t xml:space="preserve">였다.</w:t>
       </w:r>
     </w:p>
     <w:p>
@@ -574,7 +1061,7 @@
           <w:b/>
           <w:sz w:val="21"/>
         </w:rPr>
-        <w:t>[중-09] 정답: ① Primary와 겹치지 않도록 별도 범위를 할당받기 때문</w:t>
+        <w:t>[중-09] 정답: ③ Primary와 겹치지 않도록 별도 범위를 할당받기 때문</w:t>
       </w:r>
     </w:p>
     <w:p>
@@ -593,7 +1080,7 @@
           <w:b/>
           <w:sz w:val="21"/>
         </w:rPr>
-        <w:t>[중-10] 정답: ① 순번의 연속성이 필요하면 Standby에서 시퀀스를 쓰지 않는다</w:t>
+        <w:t>[중-10] 정답: ③ 순번의 연속성이 필요하면 Standby에서 시퀀스를 쓰지 않는다</w:t>
       </w:r>
     </w:p>
     <w:p>
@@ -631,7 +1118,7 @@
           <w:b/>
           <w:sz w:val="21"/>
         </w:rPr>
-        <w:t>[중-12] 정답: ① 조회 위주 세션에서 발생하는 간헐적이고 작은 갱신</w:t>
+        <w:t>[중-12] 정답: ③ 조회 위주 세션에서 발생하는 간헐적이고 작은 갱신</w:t>
       </w:r>
     </w:p>
     <w:p>
@@ -650,7 +1137,7 @@
           <w:b/>
           <w:sz w:val="21"/>
         </w:rPr>
-        <w:t>[중-13] 정답: ① Primary</w:t>
+        <w:t>[중-13] 정답: ③ Primary</w:t>
       </w:r>
     </w:p>
     <w:p>
@@ -669,7 +1156,7 @@
           <w:b/>
           <w:sz w:val="21"/>
         </w:rPr>
-        <w:t>[중-14] 정답: ① 전자는 시도하지 않았고 후자는 시도했다가 실패했다</w:t>
+        <w:t>[중-14] 정답: ④ 전자는 시도하지 않았고 후자는 시도했다가 실패했다</w:t>
       </w:r>
     </w:p>
     <w:p>
@@ -707,7 +1194,7 @@
           <w:b/>
           <w:sz w:val="21"/>
         </w:rPr>
-        <w:t>[중-16] 정답: ① 사실상 항상 ORA-03172가 난다</w:t>
+        <w:t>[중-16] 정답: ④ 사실상 항상 ORA-03172가 난다</w:t>
       </w:r>
     </w:p>
     <w:p>
@@ -745,7 +1232,7 @@
           <w:b/>
           <w:sz w:val="21"/>
         </w:rPr>
-        <w:t>[중-18] 정답: ① 동기 전송(SYNC) 구성</w:t>
+        <w:t>[중-18] 정답: ③ 동기 전송(SYNC) 구성</w:t>
       </w:r>
     </w:p>
     <w:p>
@@ -764,7 +1251,7 @@
           <w:b/>
           <w:sz w:val="21"/>
         </w:rPr>
-        <w:t>[중-19] 정답: ① apply lag 하나뿐이다</w:t>
+        <w:t>[중-19] 정답: ② apply lag 하나뿐이다</w:t>
       </w:r>
     </w:p>
     <w:p>
@@ -773,7 +1260,35 @@
           <w:rFonts w:ascii="맑은 고딕" w:hAnsi="맑은 고딕" w:eastAsia="맑은 고딕"/>
           <w:sz w:val="21"/>
         </w:rPr>
-        <w:t>해설: 실측에서 `GROUP BY name` 결과가 한 행(`apply lag`, 62 buckets, 1394 samples)이었다. 전송 쪽 추세는 별도로 수집해야 한다.</w:t>
+        <w:t xml:space="preserve">해설: 실측에서 </w:t>
+      </w:r>
+      <w:r>
+        <w:rPr>
+          <w:rFonts w:ascii="Consolas" w:hAnsi="Consolas" w:eastAsia="맑은 고딕"/>
+          <w:sz w:val="21"/>
+        </w:rPr>
+        <w:t xml:space="preserve">GROUP BY name</w:t>
+      </w:r>
+      <w:r>
+        <w:rPr>
+          <w:rFonts w:ascii="맑은 고딕" w:hAnsi="맑은 고딕" w:eastAsia="맑은 고딕"/>
+          <w:sz w:val="21"/>
+        </w:rPr>
+        <w:t xml:space="preserve"> 결과가 한 행(</w:t>
+      </w:r>
+      <w:r>
+        <w:rPr>
+          <w:rFonts w:ascii="Consolas" w:hAnsi="Consolas" w:eastAsia="맑은 고딕"/>
+          <w:sz w:val="21"/>
+        </w:rPr>
+        <w:t xml:space="preserve">apply lag</w:t>
+      </w:r>
+      <w:r>
+        <w:rPr>
+          <w:rFonts w:ascii="맑은 고딕" w:hAnsi="맑은 고딕" w:eastAsia="맑은 고딕"/>
+          <w:sz w:val="21"/>
+        </w:rPr>
+        <w:t xml:space="preserve">, 62 buckets, 1394 samples)이었다. 전송 쪽 추세는 별도로 수집해야 한다.</w:t>
       </w:r>
     </w:p>
     <w:p>
@@ -783,7 +1298,23 @@
           <w:b/>
           <w:sz w:val="21"/>
         </w:rPr>
-        <w:t>[중-20] 정답: ① `2 minutes` 구간에 59회</w:t>
+        <w:t xml:space="preserve">[중-20] 정답: ③ </w:t>
+      </w:r>
+      <w:r>
+        <w:rPr>
+          <w:rFonts w:ascii="Consolas" w:hAnsi="Consolas" w:eastAsia="맑은 고딕"/>
+          <w:b/>
+          <w:sz w:val="21"/>
+        </w:rPr>
+        <w:t xml:space="preserve">2 minutes</w:t>
+      </w:r>
+      <w:r>
+        <w:rPr>
+          <w:rFonts w:ascii="맑은 고딕" w:hAnsi="맑은 고딕" w:eastAsia="맑은 고딕"/>
+          <w:b/>
+          <w:sz w:val="21"/>
+        </w:rPr>
+        <w:t xml:space="preserve"> 구간에 59회</w:t>
       </w:r>
     </w:p>
     <w:p>
@@ -810,7 +1341,7 @@
           <w:b/>
           <w:sz w:val="21"/>
         </w:rPr>
-        <w:t>[상-01] 정답: ① SQL*Plus가 EXIT 시 암묵적으로 커밋했기 때문</w:t>
+        <w:t>[상-01] 정답: ④ SQL*Plus가 EXIT 시 암묵적으로 커밋했기 때문</w:t>
       </w:r>
     </w:p>
     <w:p>
@@ -819,7 +1350,35 @@
           <w:rFonts w:ascii="맑은 고딕" w:hAnsi="맑은 고딕" w:eastAsia="맑은 고딕"/>
           <w:sz w:val="21"/>
         </w:rPr>
-        <w:t>해설: 스크립트가 `INSERT` 후 `EXIT`로 끝나면 그 시점에 커밋된다. 예상과 다른 결과가 나오면 제품보다 측정 방법을 먼저 의심해야 한다는 교훈이다.</w:t>
+        <w:t xml:space="preserve">해설: 스크립트가 </w:t>
+      </w:r>
+      <w:r>
+        <w:rPr>
+          <w:rFonts w:ascii="Consolas" w:hAnsi="Consolas" w:eastAsia="맑은 고딕"/>
+          <w:sz w:val="21"/>
+        </w:rPr>
+        <w:t xml:space="preserve">INSERT</w:t>
+      </w:r>
+      <w:r>
+        <w:rPr>
+          <w:rFonts w:ascii="맑은 고딕" w:hAnsi="맑은 고딕" w:eastAsia="맑은 고딕"/>
+          <w:sz w:val="21"/>
+        </w:rPr>
+        <w:t xml:space="preserve"> 후 </w:t>
+      </w:r>
+      <w:r>
+        <w:rPr>
+          <w:rFonts w:ascii="Consolas" w:hAnsi="Consolas" w:eastAsia="맑은 고딕"/>
+          <w:sz w:val="21"/>
+        </w:rPr>
+        <w:t xml:space="preserve">EXIT</w:t>
+      </w:r>
+      <w:r>
+        <w:rPr>
+          <w:rFonts w:ascii="맑은 고딕" w:hAnsi="맑은 고딕" w:eastAsia="맑은 고딕"/>
+          <w:sz w:val="21"/>
+        </w:rPr>
+        <w:t xml:space="preserve">로 끝나면 그 시점에 커밋된다. 예상과 다른 결과가 나오면 제품보다 측정 방법을 먼저 의심해야 한다는 교훈이다.</w:t>
       </w:r>
     </w:p>
     <w:p>
@@ -829,7 +1388,7 @@
           <w:b/>
           <w:sz w:val="21"/>
         </w:rPr>
-        <w:t>[상-02] 정답: ① 영구 데이터 파일이나 딕셔너리를 바꾸는가</w:t>
+        <w:t>[상-02] 정답: ② 영구 데이터 파일이나 딕셔너리를 바꾸는가</w:t>
       </w:r>
     </w:p>
     <w:p>
@@ -838,7 +1397,21 @@
           <w:rFonts w:ascii="맑은 고딕" w:hAnsi="맑은 고딕" w:eastAsia="맑은 고딕"/>
           <w:sz w:val="21"/>
         </w:rPr>
-        <w:t>해설: 정렬·GTT·`EXPLAIN PLAN`은 임시 세그먼트에서 끝나므로 허용된다. 일반 DML은 블록·UNDO·리두를 만들고 DDL은 딕셔너리까지 바꾼다. 이 기준으로 새로운 상황도 판단할 수 있다.</w:t>
+        <w:t xml:space="preserve">해설: 정렬·GTT·</w:t>
+      </w:r>
+      <w:r>
+        <w:rPr>
+          <w:rFonts w:ascii="Consolas" w:hAnsi="Consolas" w:eastAsia="맑은 고딕"/>
+          <w:sz w:val="21"/>
+        </w:rPr>
+        <w:t xml:space="preserve">EXPLAIN PLAN</w:t>
+      </w:r>
+      <w:r>
+        <w:rPr>
+          <w:rFonts w:ascii="맑은 고딕" w:hAnsi="맑은 고딕" w:eastAsia="맑은 고딕"/>
+          <w:sz w:val="21"/>
+        </w:rPr>
+        <w:t xml:space="preserve">은 임시 세그먼트에서 끝나므로 허용된다. 일반 DML은 블록·UNDO·리두를 만들고 DDL은 딕셔너리까지 바꾼다. 이 기준으로 새로운 상황도 판단할 수 있다.</w:t>
       </w:r>
     </w:p>
     <w:p>
@@ -857,7 +1430,49 @@
           <w:rFonts w:ascii="맑은 고딕" w:hAnsi="맑은 고딕" w:eastAsia="맑은 고딕"/>
           <w:sz w:val="21"/>
         </w:rPr>
-        <w:t>해설: `ORA-06512`는 PL/SQL 호출 스택으로 어디를 지났는지만 알려 준다. 실측 스택에서 맨 위 `ORA-00604`는 형식이고 중간의 `ORA-16000`이 내용이었다.</w:t>
+        <w:t xml:space="preserve">해설: </w:t>
+      </w:r>
+      <w:r>
+        <w:rPr>
+          <w:rFonts w:ascii="Consolas" w:hAnsi="Consolas" w:eastAsia="맑은 고딕"/>
+          <w:sz w:val="21"/>
+        </w:rPr>
+        <w:t xml:space="preserve">ORA-06512</w:t>
+      </w:r>
+      <w:r>
+        <w:rPr>
+          <w:rFonts w:ascii="맑은 고딕" w:hAnsi="맑은 고딕" w:eastAsia="맑은 고딕"/>
+          <w:sz w:val="21"/>
+        </w:rPr>
+        <w:t xml:space="preserve">는 PL/SQL 호출 스택으로 어디를 지났는지만 알려 준다. 실측 스택에서 맨 위 </w:t>
+      </w:r>
+      <w:r>
+        <w:rPr>
+          <w:rFonts w:ascii="Consolas" w:hAnsi="Consolas" w:eastAsia="맑은 고딕"/>
+          <w:sz w:val="21"/>
+        </w:rPr>
+        <w:t xml:space="preserve">ORA-00604</w:t>
+      </w:r>
+      <w:r>
+        <w:rPr>
+          <w:rFonts w:ascii="맑은 고딕" w:hAnsi="맑은 고딕" w:eastAsia="맑은 고딕"/>
+          <w:sz w:val="21"/>
+        </w:rPr>
+        <w:t xml:space="preserve">는 형식이고 중간의 </w:t>
+      </w:r>
+      <w:r>
+        <w:rPr>
+          <w:rFonts w:ascii="Consolas" w:hAnsi="Consolas" w:eastAsia="맑은 고딕"/>
+          <w:sz w:val="21"/>
+        </w:rPr>
+        <w:t xml:space="preserve">ORA-16000</w:t>
+      </w:r>
+      <w:r>
+        <w:rPr>
+          <w:rFonts w:ascii="맑은 고딕" w:hAnsi="맑은 고딕" w:eastAsia="맑은 고딕"/>
+          <w:sz w:val="21"/>
+        </w:rPr>
+        <w:t xml:space="preserve">이 내용이었다.</w:t>
       </w:r>
     </w:p>
     <w:p>
@@ -867,7 +1482,7 @@
           <w:b/>
           <w:sz w:val="21"/>
         </w:rPr>
-        <w:t>[상-04] 정답: ① 패키지가 ORA-16000까지 가기 전에 상태를 먼저 점검한다</w:t>
+        <w:t>[상-04] 정답: ② 패키지가 ORA-16000까지 가기 전에 상태를 먼저 점검한다</w:t>
       </w:r>
     </w:p>
     <w:p>
@@ -886,7 +1501,7 @@
           <w:b/>
           <w:sz w:val="21"/>
         </w:rPr>
-        <w:t>[상-05] 정답: ① 두 값을 정확히 같은 순간에 얻을 수 없기 때문</w:t>
+        <w:t>[상-05] 정답: ③ 두 값을 정확히 같은 순간에 얻을 수 없기 때문</w:t>
       </w:r>
     </w:p>
     <w:p>
@@ -895,7 +1510,21 @@
           <w:rFonts w:ascii="맑은 고딕" w:hAnsi="맑은 고딕" w:eastAsia="맑은 고딕"/>
           <w:sz w:val="21"/>
         </w:rPr>
-        <w:t>해설: 실측에서 chicago 2182310, boston 2182311로 Standby가 더 컸다. 앞서 있다는 뜻이 아니라 조회 시점이 어긋난 것이다. 판단은 `V$DATAGUARD_STATS`로 한다.</w:t>
+        <w:t xml:space="preserve">해설: 실측에서 chicago 2182310, boston 2182311로 Standby가 더 컸다. 앞서 있다는 뜻이 아니라 조회 시점이 어긋난 것이다. 판단은 </w:t>
+      </w:r>
+      <w:r>
+        <w:rPr>
+          <w:rFonts w:ascii="Consolas" w:hAnsi="Consolas" w:eastAsia="맑은 고딕"/>
+          <w:sz w:val="21"/>
+        </w:rPr>
+        <w:t xml:space="preserve">V$DATAGUARD_STATS</w:t>
+      </w:r>
+      <w:r>
+        <w:rPr>
+          <w:rFonts w:ascii="맑은 고딕" w:hAnsi="맑은 고딕" w:eastAsia="맑은 고딕"/>
+          <w:sz w:val="21"/>
+        </w:rPr>
+        <w:t xml:space="preserve">로 한다.</w:t>
       </w:r>
     </w:p>
     <w:p>
@@ -905,7 +1534,7 @@
           <w:b/>
           <w:sz w:val="21"/>
         </w:rPr>
-        <w:t>[상-06] 정답: ① Standby가 Primary로 새 연결을 만들 때 SYSDBA 접속이 재인증되지 않기 때문</w:t>
+        <w:t>[상-06] 정답: ② Standby가 Primary로 새 연결을 만들 때 SYSDBA 접속이 재인증되지 않기 때문</w:t>
       </w:r>
     </w:p>
     <w:p>
@@ -914,7 +1543,21 @@
           <w:rFonts w:ascii="맑은 고딕" w:hAnsi="맑은 고딕" w:eastAsia="맑은 고딕"/>
           <w:sz w:val="21"/>
         </w:rPr>
-        <w:t>해설: 리다이렉션은 현재 세션의 사용자로 Primary에 연결해 문장을 실행한다. `SYS`는 이 경로로 재인증되지 않는다.</w:t>
+        <w:t xml:space="preserve">해설: 리다이렉션은 현재 세션의 사용자로 Primary에 연결해 문장을 실행한다. </w:t>
+      </w:r>
+      <w:r>
+        <w:rPr>
+          <w:rFonts w:ascii="Consolas" w:hAnsi="Consolas" w:eastAsia="맑은 고딕"/>
+          <w:sz w:val="21"/>
+        </w:rPr>
+        <w:t xml:space="preserve">SYS</w:t>
+      </w:r>
+      <w:r>
+        <w:rPr>
+          <w:rFonts w:ascii="맑은 고딕" w:hAnsi="맑은 고딕" w:eastAsia="맑은 고딕"/>
+          <w:sz w:val="21"/>
+        </w:rPr>
+        <w:t xml:space="preserve">는 이 경로로 재인증되지 않는다.</w:t>
       </w:r>
     </w:p>
     <w:p>
@@ -924,7 +1567,7 @@
           <w:b/>
           <w:sz w:val="21"/>
         </w:rPr>
-        <w:t>[상-07] 정답: ① DML 리다이렉션과 STANDBY_MAX_DATA_DELAY</w:t>
+        <w:t>[상-07] 정답: ④ DML 리다이렉션과 STANDBY_MAX_DATA_DELAY</w:t>
       </w:r>
     </w:p>
     <w:p>
@@ -933,7 +1576,15 @@
           <w:rFonts w:ascii="맑은 고딕" w:hAnsi="맑은 고딕" w:eastAsia="맑은 고딕"/>
           <w:sz w:val="21"/>
         </w:rPr>
-        <w:t>해설: 전자는 ORA-16397, 후자는 ORA-03174로 막혔다. 둘 다 일반 사용자로 바꾸자 정상 동작했다. **ADG 세션 기능은 일반 사용자를 전제로 설계되어 있다.**</w:t>
+        <w:t xml:space="preserve">해설: 전자는 ORA-16397, 후자는 ORA-03174로 막혔다. 둘 다 일반 사용자로 바꾸자 정상 동작했다. </w:t>
+      </w:r>
+      <w:r>
+        <w:rPr>
+          <w:rFonts w:ascii="맑은 고딕" w:hAnsi="맑은 고딕" w:eastAsia="맑은 고딕"/>
+          <w:b/>
+          <w:sz w:val="21"/>
+        </w:rPr>
+        <w:t xml:space="preserve">ADG 세션 기능은 일반 사용자를 전제로 설계되어 있다.</w:t>
       </w:r>
     </w:p>
     <w:p>
@@ -943,7 +1594,39 @@
           <w:b/>
           <w:sz w:val="21"/>
         </w:rPr>
-        <w:t>[상-08] 정답: ① `SYNC WITH PRIMARY`와 `MAX_DATA_DELAY=0`의 사용 가능 여부</w:t>
+        <w:t xml:space="preserve">[상-08] 정답: ② </w:t>
+      </w:r>
+      <w:r>
+        <w:rPr>
+          <w:rFonts w:ascii="Consolas" w:hAnsi="Consolas" w:eastAsia="맑은 고딕"/>
+          <w:b/>
+          <w:sz w:val="21"/>
+        </w:rPr>
+        <w:t xml:space="preserve">SYNC WITH PRIMARY</w:t>
+      </w:r>
+      <w:r>
+        <w:rPr>
+          <w:rFonts w:ascii="맑은 고딕" w:hAnsi="맑은 고딕" w:eastAsia="맑은 고딕"/>
+          <w:b/>
+          <w:sz w:val="21"/>
+        </w:rPr>
+        <w:t xml:space="preserve">와 </w:t>
+      </w:r>
+      <w:r>
+        <w:rPr>
+          <w:rFonts w:ascii="Consolas" w:hAnsi="Consolas" w:eastAsia="맑은 고딕"/>
+          <w:b/>
+          <w:sz w:val="21"/>
+        </w:rPr>
+        <w:t xml:space="preserve">MAX_DATA_DELAY=0</w:t>
+      </w:r>
+      <w:r>
+        <w:rPr>
+          <w:rFonts w:ascii="맑은 고딕" w:hAnsi="맑은 고딕" w:eastAsia="맑은 고딕"/>
+          <w:b/>
+          <w:sz w:val="21"/>
+        </w:rPr>
+        <w:t xml:space="preserve">의 사용 가능 여부</w:t>
       </w:r>
     </w:p>
     <w:p>
@@ -981,7 +1664,47 @@
           <w:b/>
           <w:sz w:val="21"/>
         </w:rPr>
-        <w:t>[상-10] 정답: ① `V$ARCHIVE_DEST_STATUS`의 `DATABASE_MODE`와 `RECOVERY_MODE`</w:t>
+        <w:t xml:space="preserve">[상-10] 정답: ③ </w:t>
+      </w:r>
+      <w:r>
+        <w:rPr>
+          <w:rFonts w:ascii="Consolas" w:hAnsi="Consolas" w:eastAsia="맑은 고딕"/>
+          <w:b/>
+          <w:sz w:val="21"/>
+        </w:rPr>
+        <w:t xml:space="preserve">V$ARCHIVE_DEST_STATUS</w:t>
+      </w:r>
+      <w:r>
+        <w:rPr>
+          <w:rFonts w:ascii="맑은 고딕" w:hAnsi="맑은 고딕" w:eastAsia="맑은 고딕"/>
+          <w:b/>
+          <w:sz w:val="21"/>
+        </w:rPr>
+        <w:t xml:space="preserve">의 </w:t>
+      </w:r>
+      <w:r>
+        <w:rPr>
+          <w:rFonts w:ascii="Consolas" w:hAnsi="Consolas" w:eastAsia="맑은 고딕"/>
+          <w:b/>
+          <w:sz w:val="21"/>
+        </w:rPr>
+        <w:t xml:space="preserve">DATABASE_MODE</w:t>
+      </w:r>
+      <w:r>
+        <w:rPr>
+          <w:rFonts w:ascii="맑은 고딕" w:hAnsi="맑은 고딕" w:eastAsia="맑은 고딕"/>
+          <w:b/>
+          <w:sz w:val="21"/>
+        </w:rPr>
+        <w:t xml:space="preserve">와 </w:t>
+      </w:r>
+      <w:r>
+        <w:rPr>
+          <w:rFonts w:ascii="Consolas" w:hAnsi="Consolas" w:eastAsia="맑은 고딕"/>
+          <w:b/>
+          <w:sz w:val="21"/>
+        </w:rPr>
+        <w:t xml:space="preserve">RECOVERY_MODE</w:t>
       </w:r>
     </w:p>
     <w:p>
@@ -990,10 +1713,107 @@
           <w:rFonts w:ascii="맑은 고딕" w:hAnsi="맑은 고딕" w:eastAsia="맑은 고딕"/>
           <w:sz w:val="21"/>
         </w:rPr>
-        <w:t>해설: 실측에서 `DATABASE_MODE`가 `OPEN_READ-ONLY`에서 **`MOUNTED-STANDBY`**로 바뀌고 `RECOVERY_MODE`에서 **`WITH QUERY`가 사라졌다.** ②는 Primary에서 **0행**이라 쓸 수 없고, ③④는 Standby에 접속해야 볼 수 있는 값이라 "Primary에서"라는 조건에 맞지 않는다.</w:t>
+        <w:t xml:space="preserve">해설: 실측에서 </w:t>
+      </w:r>
+      <w:r>
+        <w:rPr>
+          <w:rFonts w:ascii="Consolas" w:hAnsi="Consolas" w:eastAsia="맑은 고딕"/>
+          <w:sz w:val="21"/>
+        </w:rPr>
+        <w:t xml:space="preserve">DATABASE_MODE</w:t>
+      </w:r>
+      <w:r>
+        <w:rPr>
+          <w:rFonts w:ascii="맑은 고딕" w:hAnsi="맑은 고딕" w:eastAsia="맑은 고딕"/>
+          <w:sz w:val="21"/>
+        </w:rPr>
+        <w:t xml:space="preserve">가 </w:t>
+      </w:r>
+      <w:r>
+        <w:rPr>
+          <w:rFonts w:ascii="Consolas" w:hAnsi="Consolas" w:eastAsia="맑은 고딕"/>
+          <w:sz w:val="21"/>
+        </w:rPr>
+        <w:t xml:space="preserve">OPEN_READ-ONLY</w:t>
+      </w:r>
+      <w:r>
+        <w:rPr>
+          <w:rFonts w:ascii="맑은 고딕" w:hAnsi="맑은 고딕" w:eastAsia="맑은 고딕"/>
+          <w:sz w:val="21"/>
+        </w:rPr>
+        <w:t xml:space="preserve">에서 </w:t>
+      </w:r>
+      <w:r>
+        <w:rPr>
+          <w:rFonts w:ascii="Consolas" w:hAnsi="Consolas" w:eastAsia="맑은 고딕"/>
+          <w:b/>
+          <w:sz w:val="21"/>
+        </w:rPr>
+        <w:t xml:space="preserve">MOUNTED-STANDBY</w:t>
+      </w:r>
+      <w:r>
+        <w:rPr>
+          <w:rFonts w:ascii="맑은 고딕" w:hAnsi="맑은 고딕" w:eastAsia="맑은 고딕"/>
+          <w:sz w:val="21"/>
+        </w:rPr>
+        <w:t xml:space="preserve">로 바뀌고 </w:t>
+      </w:r>
+      <w:r>
+        <w:rPr>
+          <w:rFonts w:ascii="Consolas" w:hAnsi="Consolas" w:eastAsia="맑은 고딕"/>
+          <w:sz w:val="21"/>
+        </w:rPr>
+        <w:t xml:space="preserve">RECOVERY_MODE</w:t>
+      </w:r>
+      <w:r>
+        <w:rPr>
+          <w:rFonts w:ascii="맑은 고딕" w:hAnsi="맑은 고딕" w:eastAsia="맑은 고딕"/>
+          <w:sz w:val="21"/>
+        </w:rPr>
+        <w:t xml:space="preserve">에서 </w:t>
+      </w:r>
+      <w:r>
+        <w:rPr>
+          <w:rFonts w:ascii="Consolas" w:hAnsi="Consolas" w:eastAsia="맑은 고딕"/>
+          <w:b/>
+          <w:sz w:val="21"/>
+        </w:rPr>
+        <w:t xml:space="preserve">WITH QUERY</w:t>
+      </w:r>
+      <w:r>
+        <w:rPr>
+          <w:rFonts w:ascii="맑은 고딕" w:hAnsi="맑은 고딕" w:eastAsia="맑은 고딕"/>
+          <w:b/>
+          <w:sz w:val="21"/>
+        </w:rPr>
+        <w:t xml:space="preserve">가 사라졌다.</w:t>
+      </w:r>
+      <w:r>
+        <w:rPr>
+          <w:rFonts w:ascii="맑은 고딕" w:hAnsi="맑은 고딕" w:eastAsia="맑은 고딕"/>
+          <w:sz w:val="21"/>
+        </w:rPr>
+        <w:t xml:space="preserve"> ①은 Primary에서 </w:t>
+      </w:r>
+      <w:r>
+        <w:rPr>
+          <w:rFonts w:ascii="맑은 고딕" w:hAnsi="맑은 고딕" w:eastAsia="맑은 고딕"/>
+          <w:b/>
+          <w:sz w:val="21"/>
+        </w:rPr>
+        <w:t xml:space="preserve">0행</w:t>
+      </w:r>
+      <w:r>
+        <w:rPr>
+          <w:rFonts w:ascii="맑은 고딕" w:hAnsi="맑은 고딕" w:eastAsia="맑은 고딕"/>
+          <w:sz w:val="21"/>
+        </w:rPr>
+        <w:t xml:space="preserve">이라 쓸 수 없고, ②·④는 Standby에 접속해야 볼 수 있는 값이라 "Primary에서"라는 조건에 맞지 않는다.</w:t>
       </w:r>
     </w:p>
     <w:sectPr>
+      <w:headerReference w:type="default" r:id="rId9"/>
+      <w:footerReference w:type="default" r:id="rId10"/>
       <w:pgSz w:w="12240" w:h="15840"/>
       <w:pgMar w:top="1440" w:right="1800" w:bottom="1440" w:left="1800" w:header="720" w:footer="720" w:gutter="0"/>
       <w:cols w:space="720"/>
@@ -1001,6 +1821,26 @@
     </w:sectPr>
   </w:body>
 </w:document>
+</file>
+
+<file path=word/footer1.xml><?xml version="1.0" encoding="utf-8"?>
+<w:ftr xmlns:m="http://schemas.openxmlformats.org/officeDocument/2006/math" xmlns:mc="http://schemas.openxmlformats.org/markup-compatibility/2006" xmlns:mo="http://schemas.microsoft.com/office/mac/office/2008/main" xmlns:mv="urn:schemas-microsoft-com:mac:vml" xmlns:o="urn:schemas-microsoft-com:office:office" xmlns:r="http://schemas.openxmlformats.org/officeDocument/2006/relationships" xmlns:v="urn:schemas-microsoft-com:vml" xmlns:w10="urn:schemas-microsoft-com:office:word" xmlns:w14="http://schemas.microsoft.com/office/word/2010/wordml" xmlns:w="http://schemas.openxmlformats.org/wordprocessingml/2006/main" xmlns:wne="http://schemas.microsoft.com/office/word/2006/wordml" xmlns:wp14="http://schemas.microsoft.com/office/word/2010/wordprocessingDrawing" xmlns:wp="http://schemas.openxmlformats.org/drawingml/2006/wordprocessingDrawing" xmlns:wpc="http://schemas.microsoft.com/office/word/2010/wordprocessingCanvas" xmlns:wpg="http://schemas.microsoft.com/office/word/2010/wordprocessingGroup" xmlns:wpi="http://schemas.microsoft.com/office/word/2010/wordprocessingInk" xmlns:wps="http://schemas.microsoft.com/office/word/2010/wordprocessingShape" mc:Ignorable="w14 wp14">
+  <w:p>
+    <w:pPr>
+      <w:pStyle w:val="Footer"/>
+    </w:pPr>
+  </w:p>
+</w:ftr>
+</file>
+
+<file path=word/header1.xml><?xml version="1.0" encoding="utf-8"?>
+<w:hdr xmlns:m="http://schemas.openxmlformats.org/officeDocument/2006/math" xmlns:mc="http://schemas.openxmlformats.org/markup-compatibility/2006" xmlns:mo="http://schemas.microsoft.com/office/mac/office/2008/main" xmlns:mv="urn:schemas-microsoft-com:mac:vml" xmlns:o="urn:schemas-microsoft-com:office:office" xmlns:r="http://schemas.openxmlformats.org/officeDocument/2006/relationships" xmlns:v="urn:schemas-microsoft-com:vml" xmlns:w10="urn:schemas-microsoft-com:office:word" xmlns:w14="http://schemas.microsoft.com/office/word/2010/wordml" xmlns:w="http://schemas.openxmlformats.org/wordprocessingml/2006/main" xmlns:wne="http://schemas.microsoft.com/office/word/2006/wordml" xmlns:wp14="http://schemas.microsoft.com/office/word/2010/wordprocessingDrawing" xmlns:wp="http://schemas.openxmlformats.org/drawingml/2006/wordprocessingDrawing" xmlns:wpc="http://schemas.microsoft.com/office/word/2010/wordprocessingCanvas" xmlns:wpg="http://schemas.microsoft.com/office/word/2010/wordprocessingGroup" xmlns:wpi="http://schemas.microsoft.com/office/word/2010/wordprocessingInk" xmlns:wps="http://schemas.microsoft.com/office/word/2010/wordprocessingShape" mc:Ignorable="w14 wp14">
+  <w:p>
+    <w:pPr>
+      <w:pStyle w:val="Header"/>
+    </w:pPr>
+  </w:p>
+</w:hdr>
 </file>
 
 <file path=word/numbering.xml><?xml version="1.0" encoding="utf-8"?>
